--- a/lessons/10-1/downloads/10-1-notes-teacher.docx
+++ b/lessons/10-1/downloads/10-1-notes-teacher.docx
@@ -14,7 +14,7 @@
           <w:sz w:val="18"/>
           <w:szCs w:val="18"/>
         </w:rPr>
-        <w:t xml:space="preserve">UNIT 10  ·  LESSON 1      STANDARD 6.G.2</w:t>
+        <w:t xml:space="preserve">UNIT 10  ·  LESSON 1      STANDARD 6.GR.2</w:t>
       </w:r>
     </w:p>
     <w:p>
@@ -2612,6 +2612,32 @@
     </w:p>
     <w:p>
       <w:pPr>
+        <w:pStyle w:val="Heading2"/>
+        <w:spacing w:after="80" w:before="180"/>
+      </w:pPr>
+      <w:r>
+        <w:rPr>
+          <w:b/>
+          <w:bCs/>
+          <w:color w:val="12355B"/>
+          <w:sz w:val="24"/>
+          <w:szCs w:val="24"/>
+        </w:rPr>
+        <w:t xml:space="preserve">Level 1 Support</w:t>
+      </w:r>
+      <w:r>
+        <w:rPr>
+          <w:i/>
+          <w:iCs/>
+          <w:color w:val="1FA6A2"/>
+          <w:sz w:val="19"/>
+          <w:szCs w:val="19"/>
+        </w:rPr>
+        <w:t xml:space="preserve">   extra scaffolding</w:t>
+      </w:r>
+    </w:p>
+    <w:p>
+      <w:pPr>
         <w:keepNext/>
         <w:spacing w:after="60" w:before="160"/>
       </w:pPr>
@@ -2742,6 +2768,32 @@
     </w:tbl>
     <w:p>
       <w:pPr>
+        <w:pStyle w:val="Heading2"/>
+        <w:spacing w:after="80" w:before="180"/>
+      </w:pPr>
+      <w:r>
+        <w:rPr>
+          <w:b/>
+          <w:bCs/>
+          <w:color w:val="12355B"/>
+          <w:sz w:val="24"/>
+          <w:szCs w:val="24"/>
+        </w:rPr>
+        <w:t xml:space="preserve">On Level</w:t>
+      </w:r>
+      <w:r>
+        <w:rPr>
+          <w:i/>
+          <w:iCs/>
+          <w:color w:val="12355B"/>
+          <w:sz w:val="19"/>
+          <w:szCs w:val="19"/>
+        </w:rPr>
+        <w:t xml:space="preserve">   grade-level practice</w:t>
+      </w:r>
+    </w:p>
+    <w:p>
+      <w:pPr>
         <w:keepNext/>
         <w:spacing w:after="60" w:before="160"/>
       </w:pPr>
@@ -2892,7 +2944,7 @@
           <w:sz w:val="21"/>
           <w:szCs w:val="21"/>
         </w:rPr>
-        <w:t xml:space="preserve">A time capsule box is 5 units long, 3 units wide, and 2 units tall. How many unit cubes fill it?</w:t>
+        <w:t xml:space="preserve">A rectangular prism has length 8 cm, width 5 cm, and height 4 cm. What is its volume?</w:t>
       </w:r>
     </w:p>
     <w:p>
@@ -2905,7 +2957,7 @@
           <w:sz w:val="20"/>
           <w:szCs w:val="20"/>
         </w:rPr>
-        <w:t xml:space="preserve">A)  30 cubic units</w:t>
+        <w:t xml:space="preserve">A)  17 cm³</w:t>
       </w:r>
     </w:p>
     <w:p>
@@ -2918,7 +2970,7 @@
           <w:sz w:val="20"/>
           <w:szCs w:val="20"/>
         </w:rPr>
-        <w:t xml:space="preserve">B)  10 cubic units</w:t>
+        <w:t xml:space="preserve">B)  160 cm³</w:t>
       </w:r>
     </w:p>
     <w:p>
@@ -2931,7 +2983,7 @@
           <w:sz w:val="20"/>
           <w:szCs w:val="20"/>
         </w:rPr>
-        <w:t xml:space="preserve">C)  15 cubic units</w:t>
+        <w:t xml:space="preserve">C)  80 cm³</w:t>
       </w:r>
     </w:p>
     <w:p>
@@ -2944,7 +2996,7 @@
           <w:sz w:val="20"/>
           <w:szCs w:val="20"/>
         </w:rPr>
-        <w:t xml:space="preserve">D)  25 cubic units</w:t>
+        <w:t xml:space="preserve">D)  120 cm³</w:t>
       </w:r>
     </w:p>
     <w:p>
@@ -3022,7 +3074,7 @@
           <w:sz w:val="21"/>
           <w:szCs w:val="21"/>
         </w:rPr>
-        <w:t xml:space="preserve">You stack unit cubes in a capsule: each layer has 6 cubes, and there are 4 layers. What is the volume?</w:t>
+        <w:t xml:space="preserve">A box has a volume of 72 in³. Its base is 6 in by 4 in. What is its height?</w:t>
       </w:r>
     </w:p>
     <w:p>
@@ -3035,7 +3087,7 @@
           <w:sz w:val="20"/>
           <w:szCs w:val="20"/>
         </w:rPr>
-        <w:t xml:space="preserve">A)  24 cubic units</w:t>
+        <w:t xml:space="preserve">A)  3 in</w:t>
       </w:r>
     </w:p>
     <w:p>
@@ -3048,7 +3100,7 @@
           <w:sz w:val="20"/>
           <w:szCs w:val="20"/>
         </w:rPr>
-        <w:t xml:space="preserve">B)  10 cubic units</w:t>
+        <w:t xml:space="preserve">B)  12 in</w:t>
       </w:r>
     </w:p>
     <w:p>
@@ -3061,7 +3113,7 @@
           <w:sz w:val="20"/>
           <w:szCs w:val="20"/>
         </w:rPr>
-        <w:t xml:space="preserve">C)  12 cubic units</w:t>
+        <w:t xml:space="preserve">C)  2 in</w:t>
       </w:r>
     </w:p>
     <w:p>
@@ -3074,7 +3126,7 @@
           <w:sz w:val="20"/>
           <w:szCs w:val="20"/>
         </w:rPr>
-        <w:t xml:space="preserve">D)  18 cubic units</w:t>
+        <w:t xml:space="preserve">D)  18 in</w:t>
       </w:r>
     </w:p>
     <w:p>
@@ -3132,6 +3184,292 @@
     </w:tbl>
     <w:p>
       <w:pPr>
+        <w:pStyle w:val="Heading2"/>
+        <w:spacing w:after="80" w:before="180"/>
+      </w:pPr>
+      <w:r>
+        <w:rPr>
+          <w:b/>
+          <w:bCs/>
+          <w:color w:val="12355B"/>
+          <w:sz w:val="24"/>
+          <w:szCs w:val="24"/>
+        </w:rPr>
+        <w:t xml:space="preserve">Level 2 Enrichment</w:t>
+      </w:r>
+      <w:r>
+        <w:rPr>
+          <w:i/>
+          <w:iCs/>
+          <w:color w:val="6B4FA0"/>
+          <w:sz w:val="19"/>
+          <w:szCs w:val="19"/>
+        </w:rPr>
+        <w:t xml:space="preserve">   stretch your thinking</w:t>
+      </w:r>
+    </w:p>
+    <w:p>
+      <w:pPr>
+        <w:keepNext/>
+        <w:spacing w:after="60" w:before="160"/>
+      </w:pPr>
+      <w:r>
+        <w:rPr>
+          <w:b/>
+          <w:bCs/>
+          <w:color w:val="12355B"/>
+          <w:sz w:val="22"/>
+          <w:szCs w:val="22"/>
+        </w:rPr>
+        <w:t xml:space="preserve">5.  </w:t>
+      </w:r>
+      <w:r>
+        <w:rPr>
+          <w:b/>
+          <w:bCs/>
+          <w:sz w:val="21"/>
+          <w:szCs w:val="21"/>
+        </w:rPr>
+        <w:t xml:space="preserve">A shipping crate is 12 ft long, 3 ft wide, and 2 ft tall. How many 1-foot cubes exactly fill it?</w:t>
+      </w:r>
+    </w:p>
+    <w:p>
+      <w:pPr>
+        <w:spacing w:after="40"/>
+        <w:ind w:left="420"/>
+      </w:pPr>
+      <w:r>
+        <w:rPr>
+          <w:sz w:val="20"/>
+          <w:szCs w:val="20"/>
+        </w:rPr>
+        <w:t xml:space="preserve">A)  36 cubes</w:t>
+      </w:r>
+    </w:p>
+    <w:p>
+      <w:pPr>
+        <w:spacing w:after="40"/>
+        <w:ind w:left="420"/>
+      </w:pPr>
+      <w:r>
+        <w:rPr>
+          <w:sz w:val="20"/>
+          <w:szCs w:val="20"/>
+        </w:rPr>
+        <w:t xml:space="preserve">B)  144 cubes</w:t>
+      </w:r>
+    </w:p>
+    <w:p>
+      <w:pPr>
+        <w:spacing w:after="40"/>
+        <w:ind w:left="420"/>
+      </w:pPr>
+      <w:r>
+        <w:rPr>
+          <w:sz w:val="20"/>
+          <w:szCs w:val="20"/>
+        </w:rPr>
+        <w:t xml:space="preserve">C)  72 cubes</w:t>
+      </w:r>
+    </w:p>
+    <w:p>
+      <w:pPr>
+        <w:spacing w:after="40"/>
+        <w:ind w:left="420"/>
+      </w:pPr>
+      <w:r>
+        <w:rPr>
+          <w:sz w:val="20"/>
+          <w:szCs w:val="20"/>
+        </w:rPr>
+        <w:t xml:space="preserve">D)  17 cubes</w:t>
+      </w:r>
+    </w:p>
+    <w:p>
+      <w:pPr>
+        <w:spacing w:after="20"/>
+      </w:pPr>
+      <w:r>
+        <w:t xml:space="preserve"/>
+      </w:r>
+    </w:p>
+    <w:tbl>
+      <w:tblPr>
+        <w:tblW w:type="pct" w:w="100%"/>
+        <w:tblBorders>
+          <w:top w:val="single" w:color="C7D2DD" w:sz="6"/>
+          <w:left w:val="single" w:color="C7D2DD" w:sz="6"/>
+          <w:bottom w:val="single" w:color="C7D2DD" w:sz="6"/>
+          <w:right w:val="single" w:color="C7D2DD" w:sz="6"/>
+          <w:insideH w:val="single" w:color="auto" w:sz="4"/>
+          <w:insideV w:val="single" w:color="auto" w:sz="4"/>
+        </w:tblBorders>
+      </w:tblPr>
+      <w:tblGrid>
+        <w:gridCol w:w="100"/>
+      </w:tblGrid>
+      <w:tr>
+        <w:tc>
+          <w:tcPr>
+            <w:shd w:fill="FBF3E2" w:color="auto" w:val="clear"/>
+            <w:tcMar>
+              <w:top w:type="dxa" w:w="60"/>
+              <w:left w:type="dxa" w:w="120"/>
+              <w:bottom w:type="dxa" w:w="60"/>
+              <w:right w:type="dxa" w:w="120"/>
+            </w:tcMar>
+          </w:tcPr>
+          <w:p>
+            <w:pPr>
+              <w:spacing w:after="0" w:line="320"/>
+            </w:pPr>
+            <w:r>
+              <w:t xml:space="preserve"/>
+            </w:r>
+          </w:p>
+          <w:p>
+            <w:pPr>
+              <w:spacing w:after="0" w:line="320"/>
+            </w:pPr>
+            <w:r>
+              <w:t xml:space="preserve"/>
+            </w:r>
+          </w:p>
+        </w:tc>
+      </w:tr>
+    </w:tbl>
+    <w:p>
+      <w:pPr>
+        <w:keepNext/>
+        <w:spacing w:after="60" w:before="160"/>
+      </w:pPr>
+      <w:r>
+        <w:rPr>
+          <w:b/>
+          <w:bCs/>
+          <w:color w:val="12355B"/>
+          <w:sz w:val="22"/>
+          <w:szCs w:val="22"/>
+        </w:rPr>
+        <w:t xml:space="preserve">6.  </w:t>
+      </w:r>
+      <w:r>
+        <w:rPr>
+          <w:b/>
+          <w:bCs/>
+          <w:sz w:val="21"/>
+          <w:szCs w:val="21"/>
+        </w:rPr>
+        <w:t xml:space="preserve">Two prisms have the same volume of 48 cm³. Prism A is 4 × 4 × 3. Prism B is 8 × 3 × h. What is h?</w:t>
+      </w:r>
+    </w:p>
+    <w:p>
+      <w:pPr>
+        <w:spacing w:after="40"/>
+        <w:ind w:left="420"/>
+      </w:pPr>
+      <w:r>
+        <w:rPr>
+          <w:sz w:val="20"/>
+          <w:szCs w:val="20"/>
+        </w:rPr>
+        <w:t xml:space="preserve">A)  6 cm</w:t>
+      </w:r>
+    </w:p>
+    <w:p>
+      <w:pPr>
+        <w:spacing w:after="40"/>
+        <w:ind w:left="420"/>
+      </w:pPr>
+      <w:r>
+        <w:rPr>
+          <w:sz w:val="20"/>
+          <w:szCs w:val="20"/>
+        </w:rPr>
+        <w:t xml:space="preserve">B)  2 cm</w:t>
+      </w:r>
+    </w:p>
+    <w:p>
+      <w:pPr>
+        <w:spacing w:after="40"/>
+        <w:ind w:left="420"/>
+      </w:pPr>
+      <w:r>
+        <w:rPr>
+          <w:sz w:val="20"/>
+          <w:szCs w:val="20"/>
+        </w:rPr>
+        <w:t xml:space="preserve">C)  4 cm</w:t>
+      </w:r>
+    </w:p>
+    <w:p>
+      <w:pPr>
+        <w:spacing w:after="40"/>
+        <w:ind w:left="420"/>
+      </w:pPr>
+      <w:r>
+        <w:rPr>
+          <w:sz w:val="20"/>
+          <w:szCs w:val="20"/>
+        </w:rPr>
+        <w:t xml:space="preserve">D)  3 cm</w:t>
+      </w:r>
+    </w:p>
+    <w:p>
+      <w:pPr>
+        <w:spacing w:after="20"/>
+      </w:pPr>
+      <w:r>
+        <w:t xml:space="preserve"/>
+      </w:r>
+    </w:p>
+    <w:tbl>
+      <w:tblPr>
+        <w:tblW w:type="pct" w:w="100%"/>
+        <w:tblBorders>
+          <w:top w:val="single" w:color="C7D2DD" w:sz="6"/>
+          <w:left w:val="single" w:color="C7D2DD" w:sz="6"/>
+          <w:bottom w:val="single" w:color="C7D2DD" w:sz="6"/>
+          <w:right w:val="single" w:color="C7D2DD" w:sz="6"/>
+          <w:insideH w:val="single" w:color="auto" w:sz="4"/>
+          <w:insideV w:val="single" w:color="auto" w:sz="4"/>
+        </w:tblBorders>
+      </w:tblPr>
+      <w:tblGrid>
+        <w:gridCol w:w="100"/>
+      </w:tblGrid>
+      <w:tr>
+        <w:tc>
+          <w:tcPr>
+            <w:shd w:fill="FBF3E2" w:color="auto" w:val="clear"/>
+            <w:tcMar>
+              <w:top w:type="dxa" w:w="60"/>
+              <w:left w:type="dxa" w:w="120"/>
+              <w:bottom w:type="dxa" w:w="60"/>
+              <w:right w:type="dxa" w:w="120"/>
+            </w:tcMar>
+          </w:tcPr>
+          <w:p>
+            <w:pPr>
+              <w:spacing w:after="0" w:line="320"/>
+            </w:pPr>
+            <w:r>
+              <w:t xml:space="preserve"/>
+            </w:r>
+          </w:p>
+          <w:p>
+            <w:pPr>
+              <w:spacing w:after="0" w:line="320"/>
+            </w:pPr>
+            <w:r>
+              <w:t xml:space="preserve"/>
+            </w:r>
+          </w:p>
+        </w:tc>
+      </w:tr>
+    </w:tbl>
+    <w:p>
+      <w:pPr>
         <w:pStyle w:val="Heading1"/>
         <w:pageBreakBefore/>
         <w:pBdr>
@@ -3500,23 +3838,17 @@
     </w:p>
     <w:p>
       <w:pPr>
-        <w:spacing w:after="80"/>
-      </w:pPr>
-      <w:r>
-        <w:rPr>
-          <w:b/>
-          <w:bCs/>
-          <w:sz w:val="21"/>
-          <w:szCs w:val="21"/>
-        </w:rPr>
-        <w:t xml:space="preserve">1.  </w:t>
-      </w:r>
-      <w:r>
-        <w:rPr>
-          <w:sz w:val="21"/>
-          <w:szCs w:val="21"/>
-        </w:rPr>
-        <w:t xml:space="preserve">A)  Cubic inches (in³)</w:t>
+        <w:spacing w:after="100"/>
+      </w:pPr>
+      <w:r>
+        <w:rPr>
+          <w:b/>
+          <w:bCs/>
+          <w:color w:val="B97A12"/>
+          <w:sz w:val="20"/>
+          <w:szCs w:val="20"/>
+        </w:rPr>
+        <w:t xml:space="preserve">Watch for this mistake:  </w:t>
       </w:r>
       <w:r>
         <w:rPr>
@@ -3526,7 +3858,23 @@
           <w:sz w:val="19"/>
           <w:szCs w:val="19"/>
         </w:rPr>
-        <w:t xml:space="preserve">  — Volume measures 3D space, so it uses cubic units like in³. Square units (in²) are for area, and inches are for length.</w:t>
+        <w:t xml:space="preserve">A common mistake in Volume with Whole Number Edges is multiplying only two of the three edges and stopping there — for example, seeing a box that is 6 in long, 4 in wide, and 3 in tall, multiplying just 6 × 4 = 24, and calling that the volume, when 24 is only the area of the bottom face (in square inches), not the volume of the whole box. The height must also be multiplied in: V = 6 × 4 × 3 = 72 cubic inches. A second common mistake is adding the three edges instead of multiplying them (6 + 4 + 3 = 13 instead of 6 × 4 × 3 = 72 cubic inches). Volume always MULTIPLIES all three edges, and the answer is always labeled in cubic units (in³), never square units (in²) or plain units (in).</w:t>
+      </w:r>
+    </w:p>
+    <w:p>
+      <w:pPr>
+        <w:pStyle w:val="Heading2"/>
+        <w:spacing w:after="80" w:before="180"/>
+      </w:pPr>
+      <w:r>
+        <w:rPr>
+          <w:b/>
+          <w:bCs/>
+          <w:color w:val="12355B"/>
+          <w:sz w:val="24"/>
+          <w:szCs w:val="24"/>
+        </w:rPr>
+        <w:t xml:space="preserve">Level 1 Support</w:t>
       </w:r>
     </w:p>
     <w:p>
@@ -3540,14 +3888,14 @@
           <w:sz w:val="21"/>
           <w:szCs w:val="21"/>
         </w:rPr>
-        <w:t xml:space="preserve">2.  </w:t>
-      </w:r>
-      <w:r>
-        <w:rPr>
-          <w:sz w:val="21"/>
-          <w:szCs w:val="21"/>
-        </w:rPr>
-        <w:t xml:space="preserve">A)  Bin B by 12 in³</w:t>
+        <w:t xml:space="preserve">1.  </w:t>
+      </w:r>
+      <w:r>
+        <w:rPr>
+          <w:sz w:val="21"/>
+          <w:szCs w:val="21"/>
+        </w:rPr>
+        <w:t xml:space="preserve">A)  Cubic inches (in³)</w:t>
       </w:r>
       <w:r>
         <w:rPr>
@@ -3557,7 +3905,23 @@
           <w:sz w:val="19"/>
           <w:szCs w:val="19"/>
         </w:rPr>
-        <w:t xml:space="preserve">  — Bin A: 8 × 6 × 5 = 240 in³. Bin B: 9 × 4 × 7 = 252 in³. Bin B holds 12 in³ more.</w:t>
+        <w:t xml:space="preserve">  — Volume measures 3D space, so it uses cubic units like in³. Square units (in²) are for area, and inches are for length.</w:t>
+      </w:r>
+    </w:p>
+    <w:p>
+      <w:pPr>
+        <w:pStyle w:val="Heading2"/>
+        <w:spacing w:after="80" w:before="180"/>
+      </w:pPr>
+      <w:r>
+        <w:rPr>
+          <w:b/>
+          <w:bCs/>
+          <w:color w:val="12355B"/>
+          <w:sz w:val="24"/>
+          <w:szCs w:val="24"/>
+        </w:rPr>
+        <w:t xml:space="preserve">On Level</w:t>
       </w:r>
     </w:p>
     <w:p>
@@ -3571,14 +3935,14 @@
           <w:sz w:val="21"/>
           <w:szCs w:val="21"/>
         </w:rPr>
-        <w:t xml:space="preserve">3.  </w:t>
-      </w:r>
-      <w:r>
-        <w:rPr>
-          <w:sz w:val="21"/>
-          <w:szCs w:val="21"/>
-        </w:rPr>
-        <w:t xml:space="preserve">A)  30 cubic units</w:t>
+        <w:t xml:space="preserve">2.  </w:t>
+      </w:r>
+      <w:r>
+        <w:rPr>
+          <w:sz w:val="21"/>
+          <w:szCs w:val="21"/>
+        </w:rPr>
+        <w:t xml:space="preserve">A)  Bin B by 12 in³</w:t>
       </w:r>
       <w:r>
         <w:rPr>
@@ -3588,7 +3952,7 @@
           <w:sz w:val="19"/>
           <w:szCs w:val="19"/>
         </w:rPr>
-        <w:t xml:space="preserve">  — V = length × width × height = 5 × 3 × 2 = 30 cubic units.</w:t>
+        <w:t xml:space="preserve">  — Bin A: 8 × 6 × 5 = 240 in³. Bin B: 9 × 4 × 7 = 252 in³. Bin B holds 12 in³ more.</w:t>
       </w:r>
     </w:p>
     <w:p>
@@ -3602,14 +3966,14 @@
           <w:sz w:val="21"/>
           <w:szCs w:val="21"/>
         </w:rPr>
-        <w:t xml:space="preserve">4.  </w:t>
-      </w:r>
-      <w:r>
-        <w:rPr>
-          <w:sz w:val="21"/>
-          <w:szCs w:val="21"/>
-        </w:rPr>
-        <w:t xml:space="preserve">A)  24 cubic units</w:t>
+        <w:t xml:space="preserve">3.  </w:t>
+      </w:r>
+      <w:r>
+        <w:rPr>
+          <w:sz w:val="21"/>
+          <w:szCs w:val="21"/>
+        </w:rPr>
+        <w:t xml:space="preserve">B)  160 cm³</w:t>
       </w:r>
       <w:r>
         <w:rPr>
@@ -3619,7 +3983,116 @@
           <w:sz w:val="19"/>
           <w:szCs w:val="19"/>
         </w:rPr>
-        <w:t xml:space="preserve">  — Each layer has 6 cubes and there are 4 layers, so 6 × 4 = 24 cubic units. This is the same as length × width × height with one factor being the number of layers.</w:t>
+        <w:t xml:space="preserve">  — V = l × w × h = 8 × 5 × 4 = 160 cm³.</w:t>
+      </w:r>
+    </w:p>
+    <w:p>
+      <w:pPr>
+        <w:spacing w:after="80"/>
+      </w:pPr>
+      <w:r>
+        <w:rPr>
+          <w:b/>
+          <w:bCs/>
+          <w:sz w:val="21"/>
+          <w:szCs w:val="21"/>
+        </w:rPr>
+        <w:t xml:space="preserve">4.  </w:t>
+      </w:r>
+      <w:r>
+        <w:rPr>
+          <w:sz w:val="21"/>
+          <w:szCs w:val="21"/>
+        </w:rPr>
+        <w:t xml:space="preserve">A)  3 in</w:t>
+      </w:r>
+      <w:r>
+        <w:rPr>
+          <w:i/>
+          <w:iCs/>
+          <w:color w:val="5F6F80"/>
+          <w:sz w:val="19"/>
+          <w:szCs w:val="19"/>
+        </w:rPr>
+        <w:t xml:space="preserve">  — Height = V ÷ (l × w) = 72 ÷ (6 × 4) = 72 ÷ 24 = 3 in.</w:t>
+      </w:r>
+    </w:p>
+    <w:p>
+      <w:pPr>
+        <w:pStyle w:val="Heading2"/>
+        <w:spacing w:after="80" w:before="180"/>
+      </w:pPr>
+      <w:r>
+        <w:rPr>
+          <w:b/>
+          <w:bCs/>
+          <w:color w:val="12355B"/>
+          <w:sz w:val="24"/>
+          <w:szCs w:val="24"/>
+        </w:rPr>
+        <w:t xml:space="preserve">Level 2 Enrichment</w:t>
+      </w:r>
+    </w:p>
+    <w:p>
+      <w:pPr>
+        <w:spacing w:after="80"/>
+      </w:pPr>
+      <w:r>
+        <w:rPr>
+          <w:b/>
+          <w:bCs/>
+          <w:sz w:val="21"/>
+          <w:szCs w:val="21"/>
+        </w:rPr>
+        <w:t xml:space="preserve">5.  </w:t>
+      </w:r>
+      <w:r>
+        <w:rPr>
+          <w:sz w:val="21"/>
+          <w:szCs w:val="21"/>
+        </w:rPr>
+        <w:t xml:space="preserve">C)  72 cubes</w:t>
+      </w:r>
+      <w:r>
+        <w:rPr>
+          <w:i/>
+          <w:iCs/>
+          <w:color w:val="5F6F80"/>
+          <w:sz w:val="19"/>
+          <w:szCs w:val="19"/>
+        </w:rPr>
+        <w:t xml:space="preserve">  — The number of unit cubes equals the volume: 12 × 3 × 2 = 72 cubes.</w:t>
+      </w:r>
+    </w:p>
+    <w:p>
+      <w:pPr>
+        <w:spacing w:after="80"/>
+      </w:pPr>
+      <w:r>
+        <w:rPr>
+          <w:b/>
+          <w:bCs/>
+          <w:sz w:val="21"/>
+          <w:szCs w:val="21"/>
+        </w:rPr>
+        <w:t xml:space="preserve">6.  </w:t>
+      </w:r>
+      <w:r>
+        <w:rPr>
+          <w:sz w:val="21"/>
+          <w:szCs w:val="21"/>
+        </w:rPr>
+        <w:t xml:space="preserve">B)  2 cm</w:t>
+      </w:r>
+      <w:r>
+        <w:rPr>
+          <w:i/>
+          <w:iCs/>
+          <w:color w:val="5F6F80"/>
+          <w:sz w:val="19"/>
+          <w:szCs w:val="19"/>
+        </w:rPr>
+        <w:t xml:space="preserve">  — Prism A volume = 4 × 4 × 3 = 48 cm³. For Prism B, h = 48 ÷ (8 × 3) = 48 ÷ 24 = 2 cm.</w:t>
       </w:r>
     </w:p>
     <w:p>

--- a/lessons/10-1/downloads/10-1-notes-teacher.docx
+++ b/lessons/10-1/downloads/10-1-notes-teacher.docx
@@ -1423,7 +1423,22 @@
           <w:sz w:val="30"/>
           <w:szCs w:val="30"/>
         </w:rPr>
-        <w:t xml:space="preserve">Worked Example</w:t>
+        <w:t xml:space="preserve">Write About the Math</w:t>
+      </w:r>
+    </w:p>
+    <w:p>
+      <w:pPr>
+        <w:spacing w:after="100"/>
+      </w:pPr>
+      <w:r>
+        <w:rPr>
+          <w:i/>
+          <w:iCs/>
+          <w:color w:val="5F6F80"/>
+          <w:sz w:val="19"/>
+          <w:szCs w:val="19"/>
+        </w:rPr>
+        <w:t xml:space="preserve">Use the support level you need. Every level answers the same math question.</w:t>
       </w:r>
     </w:p>
     <w:p>
@@ -1439,17 +1454,17 @@
           <w:sz w:val="24"/>
           <w:szCs w:val="24"/>
         </w:rPr>
-        <w:t xml:space="preserve">Watch &amp; Read</w:t>
+        <w:t xml:space="preserve">1. Understand the Question</w:t>
       </w:r>
       <w:r>
         <w:rPr>
           <w:i/>
           <w:iCs/>
-          <w:color w:val="1FA6A2"/>
+          <w:color w:val="B97A12"/>
           <w:sz w:val="19"/>
           <w:szCs w:val="19"/>
         </w:rPr>
-        <w:t xml:space="preserve">   I Do — follow along with your teacher</w:t>
+        <w:t xml:space="preserve">   explain</w:t>
       </w:r>
     </w:p>
     <w:tbl>
@@ -1484,25 +1499,44 @@
             </w:pPr>
             <w:r>
               <w:rPr>
+                <w:color w:val="1A2733"/>
+                <w:sz w:val="21"/>
+                <w:szCs w:val="21"/>
+              </w:rPr>
+              <w:t xml:space="preserve">Container C is 8 × 3 × 4 and Container B is 5 × 5 × 2. How did you count or multiply the unit cubes to find each volume, and which holds more?</w:t>
+            </w:r>
+          </w:p>
+          <w:p>
+            <w:pPr>
+              <w:spacing w:after="0"/>
+            </w:pPr>
+            <w:r>
+              <w:rPr>
                 <w:b/>
                 <w:bCs/>
                 <w:color w:val="12355B"/>
-                <w:sz w:val="22"/>
-                <w:szCs w:val="22"/>
+                <w:sz w:val="20"/>
+                <w:szCs w:val="20"/>
               </w:rPr>
-              <w:t xml:space="preserve">Time Capsule Project</w:t>
-            </w:r>
-          </w:p>
-          <w:p>
-            <w:pPr>
-              <w:spacing w:after="0"/>
-            </w:pPr>
+              <w:t xml:space="preserve">Your job:  </w:t>
+            </w:r>
             <w:r>
               <w:rPr>
-                <w:sz w:val="21"/>
-                <w:szCs w:val="21"/>
+                <w:sz w:val="20"/>
+                <w:szCs w:val="20"/>
               </w:rPr>
-              <w:t xml:space="preserve">Your team is building time capsule containers to store class memories. Each container is a rectangular prism, and you need to figure out how much each one can hold. That means calculating the volume using whole number dimensions!</w:t>
+              <w:t xml:space="preserve">Answer the question. Use math evidence. Explain how the evidence proves your answer.</w:t>
+            </w:r>
+            <w:r>
+              <w:rPr>
+                <w:i/>
+                <w:iCs/>
+                <w:color w:val="5F6F80"/>
+                <w:sz w:val="18"/>
+                <w:szCs w:val="18"/>
+              </w:rPr>
+              <w:br/>
+              <w:t xml:space="preserve">Responde la pregunta. Usa evidencia matemática. Explica cómo la evidencia demuestra tu respuesta.</w:t>
             </w:r>
           </w:p>
         </w:tc>
@@ -1510,94 +1544,6 @@
     </w:tbl>
     <w:p>
       <w:pPr>
-        <w:spacing w:after="80"/>
-      </w:pPr>
-      <w:r>
-        <w:t xml:space="preserve"/>
-      </w:r>
-    </w:p>
-    <w:p>
-      <w:pPr>
-        <w:spacing w:after="50" w:before="60"/>
-      </w:pPr>
-      <w:r>
-        <w:rPr>
-          <w:b/>
-          <w:bCs/>
-          <w:color w:val="12355B"/>
-          <w:sz w:val="21"/>
-          <w:szCs w:val="21"/>
-        </w:rPr>
-        <w:t xml:space="preserve">Think about:</w:t>
-      </w:r>
-    </w:p>
-    <w:p>
-      <w:pPr>
-        <w:spacing w:after="40"/>
-        <w:ind w:left="300"/>
-      </w:pPr>
-      <w:r>
-        <w:rPr>
-          <w:sz w:val="20"/>
-          <w:szCs w:val="20"/>
-        </w:rPr>
-        <w:t xml:space="preserve">•  What three measurements do you need to find the volume of a box?</w:t>
-      </w:r>
-    </w:p>
-    <w:p>
-      <w:pPr>
-        <w:spacing w:after="40"/>
-        <w:ind w:left="300"/>
-      </w:pPr>
-      <w:r>
-        <w:rPr>
-          <w:sz w:val="20"/>
-          <w:szCs w:val="20"/>
-        </w:rPr>
-        <w:t xml:space="preserve">•  What does volume tell us about a container?</w:t>
-      </w:r>
-    </w:p>
-    <w:p>
-      <w:pPr>
-        <w:spacing w:after="40"/>
-        <w:ind w:left="300"/>
-      </w:pPr>
-      <w:r>
-        <w:rPr>
-          <w:sz w:val="20"/>
-          <w:szCs w:val="20"/>
-        </w:rPr>
-        <w:t xml:space="preserve">•  How is volume different from the area of one face?</w:t>
-      </w:r>
-    </w:p>
-    <w:p>
-      <w:pPr>
-        <w:spacing w:after="40"/>
-        <w:ind w:left="300"/>
-      </w:pPr>
-      <w:r>
-        <w:rPr>
-          <w:sz w:val="20"/>
-          <w:szCs w:val="20"/>
-        </w:rPr>
-        <w:t xml:space="preserve">•  If two containers have the same volume, must they have the same shape?</w:t>
-      </w:r>
-    </w:p>
-    <w:p>
-      <w:pPr>
-        <w:spacing w:after="40"/>
-        <w:ind w:left="300"/>
-      </w:pPr>
-      <w:r>
-        <w:rPr>
-          <w:sz w:val="20"/>
-          <w:szCs w:val="20"/>
-        </w:rPr>
-        <w:t xml:space="preserve">•  What happens to the volume if you double just one dimension?</w:t>
-      </w:r>
-    </w:p>
-    <w:p>
-      <w:pPr>
         <w:pStyle w:val="Heading2"/>
         <w:spacing w:after="80" w:before="180"/>
       </w:pPr>
@@ -1609,7 +1555,7 @@
           <w:sz w:val="24"/>
           <w:szCs w:val="24"/>
         </w:rPr>
-        <w:t xml:space="preserve">Solved Example</w:t>
+        <w:t xml:space="preserve">2. Plan Your Math Words</w:t>
       </w:r>
       <w:r>
         <w:rPr>
@@ -1619,150 +1565,299 @@
           <w:sz w:val="19"/>
           <w:szCs w:val="19"/>
         </w:rPr>
-        <w:t xml:space="preserve">   I Do — watch each step</w:t>
-      </w:r>
-    </w:p>
-    <w:p>
-      <w:pPr>
-        <w:keepNext/>
-        <w:spacing w:after="40"/>
-      </w:pPr>
-      <w:r>
-        <w:rPr>
-          <w:b/>
-          <w:bCs/>
-          <w:color w:val="12355B"/>
-          <w:sz w:val="21"/>
-          <w:szCs w:val="21"/>
-        </w:rPr>
-        <w:t xml:space="preserve">Problem:  </w:t>
-      </w:r>
-      <w:r>
-        <w:rPr>
-          <w:sz w:val="21"/>
-          <w:szCs w:val="21"/>
-        </w:rPr>
-        <w:t xml:space="preserve">What is the volume of a rectangular prism with l = 7 in, w = 3 in, h = 4 in?</w:t>
-      </w:r>
-    </w:p>
-    <w:p>
-      <w:pPr>
-        <w:spacing w:after="30"/>
-        <w:ind w:left="420"/>
-      </w:pPr>
-      <w:r>
-        <w:rPr>
+        <w:t xml:space="preserve">   check at least two</w:t>
+      </w:r>
+    </w:p>
+    <w:p>
+      <w:pPr>
+        <w:spacing w:after="60"/>
+      </w:pPr>
+      <w:r>
+        <w:rPr>
+          <w:b/>
+          <w:bCs/>
+          <w:color w:val="1FA6A2"/>
+          <w:sz w:val="22"/>
+          <w:szCs w:val="22"/>
+        </w:rPr>
+        <w:t xml:space="preserve">☐  </w:t>
+      </w:r>
+      <w:r>
+        <w:rPr>
+          <w:b/>
+          <w:bCs/>
+          <w:color w:val="12355B"/>
           <w:sz w:val="20"/>
           <w:szCs w:val="20"/>
         </w:rPr>
-        <w:t xml:space="preserve">A)  84 in³</w:t>
-      </w:r>
-    </w:p>
-    <w:p>
-      <w:pPr>
-        <w:spacing w:after="30"/>
-        <w:ind w:left="420"/>
-      </w:pPr>
+        <w:t xml:space="preserve">Volume — </w:t>
+      </w:r>
       <w:r>
         <w:rPr>
           <w:sz w:val="20"/>
           <w:szCs w:val="20"/>
         </w:rPr>
-        <w:t xml:space="preserve">B)  14 in³</w:t>
-      </w:r>
-    </w:p>
-    <w:p>
-      <w:pPr>
-        <w:spacing w:after="30"/>
-        <w:ind w:left="420"/>
-      </w:pPr>
-      <w:r>
-        <w:rPr>
+        <w:t xml:space="preserve">How much space is inside a solid shape.</w:t>
+      </w:r>
+      <w:r>
+        <w:rPr>
+          <w:i/>
+          <w:iCs/>
+          <w:color w:val="5F6F80"/>
+          <w:sz w:val="18"/>
+          <w:szCs w:val="18"/>
+        </w:rPr>
+        <w:br/>
+        <w:t xml:space="preserve">Volumen — Cuánto espacio hay dentro de una figura sólida.</w:t>
+      </w:r>
+    </w:p>
+    <w:p>
+      <w:pPr>
+        <w:spacing w:after="60"/>
+      </w:pPr>
+      <w:r>
+        <w:rPr>
+          <w:b/>
+          <w:bCs/>
+          <w:color w:val="1FA6A2"/>
+          <w:sz w:val="22"/>
+          <w:szCs w:val="22"/>
+        </w:rPr>
+        <w:t xml:space="preserve">☐  </w:t>
+      </w:r>
+      <w:r>
+        <w:rPr>
+          <w:b/>
+          <w:bCs/>
+          <w:color w:val="12355B"/>
           <w:sz w:val="20"/>
           <w:szCs w:val="20"/>
         </w:rPr>
-        <w:t xml:space="preserve">C)  84 in²</w:t>
-      </w:r>
-    </w:p>
-    <w:p>
-      <w:pPr>
-        <w:spacing w:after="30"/>
-        <w:ind w:left="420"/>
-      </w:pPr>
+        <w:t xml:space="preserve">Rectangular prism — </w:t>
+      </w:r>
       <w:r>
         <w:rPr>
           <w:sz w:val="20"/>
           <w:szCs w:val="20"/>
         </w:rPr>
-        <w:t xml:space="preserve">D)  42 in³</w:t>
-      </w:r>
-    </w:p>
-    <w:p>
-      <w:pPr>
-        <w:spacing w:after="20" w:before="50"/>
+        <w:t xml:space="preserve">A solid box shape with six flat rectangle sides.</w:t>
+      </w:r>
+      <w:r>
+        <w:rPr>
+          <w:i/>
+          <w:iCs/>
+          <w:color w:val="5F6F80"/>
+          <w:sz w:val="18"/>
+          <w:szCs w:val="18"/>
+        </w:rPr>
+        <w:br/>
+        <w:t xml:space="preserve">Prisma rectangular — Una figura sólida en forma de caja con seis lados rectangulares.</w:t>
+      </w:r>
+    </w:p>
+    <w:p>
+      <w:pPr>
+        <w:spacing w:after="60"/>
       </w:pPr>
       <w:r>
         <w:rPr>
           <w:b/>
           <w:bCs/>
           <w:color w:val="1FA6A2"/>
-          <w:sz w:val="21"/>
-          <w:szCs w:val="21"/>
-        </w:rPr>
-        <w:t xml:space="preserve">Step 1:  </w:t>
-      </w:r>
-      <w:r>
-        <w:rPr>
-          <w:sz w:val="21"/>
-          <w:szCs w:val="21"/>
-        </w:rPr>
-        <w:t xml:space="preserve">V = l × w × h = 7 × 3 × 4 = 84 cubic inches.</w:t>
-      </w:r>
-    </w:p>
-    <w:p>
-      <w:pPr>
-        <w:spacing w:after="40" w:before="60"/>
-      </w:pPr>
-      <w:r>
-        <w:rPr>
-          <w:b/>
-          <w:bCs/>
-          <w:color w:val="12355B"/>
-          <w:sz w:val="21"/>
-          <w:szCs w:val="21"/>
-        </w:rPr>
-        <w:t xml:space="preserve">Answer:  </w:t>
-      </w:r>
-      <w:r>
-        <w:rPr>
-          <w:b/>
-          <w:bCs/>
-          <w:sz w:val="21"/>
-          <w:szCs w:val="21"/>
-        </w:rPr>
-        <w:t xml:space="preserve">A. 84 in³</w:t>
-      </w:r>
-    </w:p>
-    <w:p>
-      <w:pPr>
-        <w:pStyle w:val="Heading1"/>
-        <w:pageBreakBefore/>
-        <w:pBdr>
-          <w:bottom w:val="single" w:color="1FA6A2" w:sz="14" w:space="6"/>
-        </w:pBdr>
-        <w:spacing w:after="140" w:before="0"/>
-      </w:pPr>
-      <w:r>
-        <w:rPr>
-          <w:b/>
-          <w:bCs/>
-          <w:color w:val="12355B"/>
-          <w:sz w:val="30"/>
-          <w:szCs w:val="30"/>
-        </w:rPr>
-        <w:t xml:space="preserve">Guided Practice</w:t>
-      </w:r>
-    </w:p>
+          <w:sz w:val="22"/>
+          <w:szCs w:val="22"/>
+        </w:rPr>
+        <w:t xml:space="preserve">☐  </w:t>
+      </w:r>
+      <w:r>
+        <w:rPr>
+          <w:b/>
+          <w:bCs/>
+          <w:color w:val="12355B"/>
+          <w:sz w:val="20"/>
+          <w:szCs w:val="20"/>
+        </w:rPr>
+        <w:t xml:space="preserve">Cubic units — </w:t>
+      </w:r>
+      <w:r>
+        <w:rPr>
+          <w:sz w:val="20"/>
+          <w:szCs w:val="20"/>
+        </w:rPr>
+        <w:t xml:space="preserve">The units used to measure space inside, like cubic inches.</w:t>
+      </w:r>
+      <w:r>
+        <w:rPr>
+          <w:i/>
+          <w:iCs/>
+          <w:color w:val="5F6F80"/>
+          <w:sz w:val="18"/>
+          <w:szCs w:val="18"/>
+        </w:rPr>
+        <w:br/>
+        <w:t xml:space="preserve">Unidades cúbicas — Las unidades para medir el espacio interior, como pulgadas cúbicas.</w:t>
+      </w:r>
+    </w:p>
+    <w:p>
+      <w:pPr>
+        <w:spacing w:after="60"/>
+      </w:pPr>
+      <w:r>
+        <w:rPr>
+          <w:b/>
+          <w:bCs/>
+          <w:color w:val="1FA6A2"/>
+          <w:sz w:val="22"/>
+          <w:szCs w:val="22"/>
+        </w:rPr>
+        <w:t xml:space="preserve">☐  </w:t>
+      </w:r>
+      <w:r>
+        <w:rPr>
+          <w:b/>
+          <w:bCs/>
+          <w:color w:val="12355B"/>
+          <w:sz w:val="20"/>
+          <w:szCs w:val="20"/>
+        </w:rPr>
+        <w:t xml:space="preserve">Length, width, height — </w:t>
+      </w:r>
+      <w:r>
+        <w:rPr>
+          <w:sz w:val="20"/>
+          <w:szCs w:val="20"/>
+        </w:rPr>
+        <w:t xml:space="preserve">How long, how wide, and how tall a box is.</w:t>
+      </w:r>
+      <w:r>
+        <w:rPr>
+          <w:i/>
+          <w:iCs/>
+          <w:color w:val="5F6F80"/>
+          <w:sz w:val="18"/>
+          <w:szCs w:val="18"/>
+        </w:rPr>
+        <w:br/>
+        <w:t xml:space="preserve">Largo, ancho, altura — Qué tan largo, ancho y alto es una caja.</w:t>
+      </w:r>
+    </w:p>
+    <w:p>
+      <w:pPr>
+        <w:spacing w:after="60"/>
+      </w:pPr>
+      <w:r>
+        <w:rPr>
+          <w:b/>
+          <w:bCs/>
+          <w:color w:val="1FA6A2"/>
+          <w:sz w:val="22"/>
+          <w:szCs w:val="22"/>
+        </w:rPr>
+        <w:t xml:space="preserve">☐  </w:t>
+      </w:r>
+      <w:r>
+        <w:rPr>
+          <w:b/>
+          <w:bCs/>
+          <w:color w:val="12355B"/>
+          <w:sz w:val="20"/>
+          <w:szCs w:val="20"/>
+        </w:rPr>
+        <w:t xml:space="preserve">Net — </w:t>
+      </w:r>
+      <w:r>
+        <w:rPr>
+          <w:sz w:val="20"/>
+          <w:szCs w:val="20"/>
+        </w:rPr>
+        <w:t xml:space="preserve">A flat shape that folds up into a solid.</w:t>
+      </w:r>
+      <w:r>
+        <w:rPr>
+          <w:i/>
+          <w:iCs/>
+          <w:color w:val="5F6F80"/>
+          <w:sz w:val="18"/>
+          <w:szCs w:val="18"/>
+        </w:rPr>
+        <w:br/>
+        <w:t xml:space="preserve">Plantilla (desarrollo plano) — Una figura plana que se dobla y forma un sólido.</w:t>
+      </w:r>
+    </w:p>
+    <w:tbl>
+      <w:tblPr>
+        <w:tblW w:type="pct" w:w="100%"/>
+        <w:tblBorders>
+          <w:top w:val="single" w:color="1FA6A2" w:sz="8"/>
+          <w:left w:val="single" w:color="1FA6A2" w:sz="8"/>
+          <w:bottom w:val="single" w:color="1FA6A2" w:sz="8"/>
+          <w:right w:val="single" w:color="1FA6A2" w:sz="8"/>
+          <w:insideH w:val="single" w:color="auto" w:sz="4"/>
+          <w:insideV w:val="single" w:color="auto" w:sz="4"/>
+        </w:tblBorders>
+      </w:tblPr>
+      <w:tblGrid>
+        <w:gridCol w:w="100"/>
+      </w:tblGrid>
+      <w:tr>
+        <w:tc>
+          <w:tcPr>
+            <w:shd w:fill="F7FFFD" w:color="auto" w:val="clear"/>
+            <w:tcMar>
+              <w:top w:type="dxa" w:w="120"/>
+              <w:left w:type="dxa" w:w="180"/>
+              <w:bottom w:type="dxa" w:w="120"/>
+              <w:right w:type="dxa" w:w="180"/>
+            </w:tcMar>
+          </w:tcPr>
+          <w:p>
+            <w:pPr>
+              <w:spacing w:after="50"/>
+            </w:pPr>
+            <w:r>
+              <w:rPr>
+                <w:b/>
+                <w:bCs/>
+                <w:color w:val="1FA6A2"/>
+                <w:sz w:val="20"/>
+                <w:szCs w:val="20"/>
+              </w:rPr>
+              <w:t xml:space="preserve">Say it first:  </w:t>
+            </w:r>
+            <w:r>
+              <w:rPr>
+                <w:sz w:val="20"/>
+                <w:szCs w:val="20"/>
+              </w:rPr>
+              <w:t xml:space="preserve">Say your idea to a partner or quietly to yourself before you write.</w:t>
+            </w:r>
+          </w:p>
+          <w:p>
+            <w:pPr>
+              <w:spacing w:after="60"/>
+            </w:pPr>
+            <w:r>
+              <w:rPr>
+                <w:color w:val="1A2733"/>
+                <w:sz w:val="21"/>
+                <w:szCs w:val="21"/>
+              </w:rPr>
+              <w:t xml:space="preserve">I found the volume by multiplying ___ × ___ × ___, which equals ___ cubic units.</w:t>
+            </w:r>
+            <w:r>
+              <w:rPr>
+                <w:i/>
+                <w:iCs/>
+                <w:color w:val="5F6F80"/>
+                <w:sz w:val="19"/>
+                <w:szCs w:val="19"/>
+              </w:rPr>
+              <w:br/>
+              <w:t xml:space="preserve">Hallé el volumen multiplicando ___ × ___ × ___, que es ___ unidades cúbicas.</w:t>
+            </w:r>
+          </w:p>
+        </w:tc>
+      </w:tr>
+    </w:tbl>
     <w:p>
       <w:pPr>
         <w:pStyle w:val="Heading2"/>
@@ -1776,181 +1871,17 @@
           <w:sz w:val="24"/>
           <w:szCs w:val="24"/>
         </w:rPr>
-        <w:t xml:space="preserve">Solve Together</w:t>
+        <w:t xml:space="preserve">3. Build Your Explanation</w:t>
       </w:r>
       <w:r>
         <w:rPr>
           <w:i/>
           <w:iCs/>
-          <w:color w:val="6B4FA0"/>
+          <w:color w:val="B97A12"/>
           <w:sz w:val="19"/>
           <w:szCs w:val="19"/>
         </w:rPr>
-        <w:t xml:space="preserve">   We Do — work with your class</w:t>
-      </w:r>
-    </w:p>
-    <w:p>
-      <w:pPr>
-        <w:keepNext/>
-        <w:spacing w:after="40" w:before="40"/>
-      </w:pPr>
-      <w:r>
-        <w:rPr>
-          <w:b/>
-          <w:bCs/>
-          <w:color w:val="12355B"/>
-          <w:sz w:val="21"/>
-          <w:szCs w:val="21"/>
-        </w:rPr>
-        <w:t xml:space="preserve">Problem:  </w:t>
-      </w:r>
-      <w:r>
-        <w:rPr>
-          <w:sz w:val="21"/>
-          <w:szCs w:val="21"/>
-        </w:rPr>
-        <w:t xml:space="preserve">A time capsule box has a volume of 120 cm³. Its length is 10 cm and width is 4 cm. What is its height?</w:t>
-      </w:r>
-    </w:p>
-    <w:p>
-      <w:pPr>
-        <w:spacing w:after="30"/>
-        <w:ind w:left="420"/>
-      </w:pPr>
-      <w:r>
-        <w:rPr>
-          <w:sz w:val="20"/>
-          <w:szCs w:val="20"/>
-        </w:rPr>
-        <w:t xml:space="preserve">A)  3 cm</w:t>
-      </w:r>
-    </w:p>
-    <w:p>
-      <w:pPr>
-        <w:spacing w:after="30"/>
-        <w:ind w:left="420"/>
-      </w:pPr>
-      <w:r>
-        <w:rPr>
-          <w:sz w:val="20"/>
-          <w:szCs w:val="20"/>
-        </w:rPr>
-        <w:t xml:space="preserve">B)  6 cm</w:t>
-      </w:r>
-    </w:p>
-    <w:p>
-      <w:pPr>
-        <w:spacing w:after="30"/>
-        <w:ind w:left="420"/>
-      </w:pPr>
-      <w:r>
-        <w:rPr>
-          <w:sz w:val="20"/>
-          <w:szCs w:val="20"/>
-        </w:rPr>
-        <w:t xml:space="preserve">C)  4 cm</w:t>
-      </w:r>
-    </w:p>
-    <w:p>
-      <w:pPr>
-        <w:spacing w:after="30"/>
-        <w:ind w:left="420"/>
-      </w:pPr>
-      <w:r>
-        <w:rPr>
-          <w:sz w:val="20"/>
-          <w:szCs w:val="20"/>
-        </w:rPr>
-        <w:t xml:space="preserve">D)  12 cm</w:t>
-      </w:r>
-    </w:p>
-    <w:p>
-      <w:pPr>
-        <w:keepNext/>
-        <w:spacing w:after="0" w:before="50"/>
-      </w:pPr>
-      <w:r>
-        <w:rPr>
-          <w:b/>
-          <w:bCs/>
-          <w:color w:val="6B4FA0"/>
-          <w:sz w:val="21"/>
-          <w:szCs w:val="21"/>
-        </w:rPr>
-        <w:t xml:space="preserve">Step 1:</w:t>
-      </w:r>
-    </w:p>
-    <w:p>
-      <w:pPr>
-        <w:pBdr>
-          <w:bottom w:val="single" w:color="AFBECC" w:sz="6"/>
-        </w:pBdr>
-        <w:spacing w:after="30" w:before="150"/>
-      </w:pPr>
-      <w:r>
-        <w:t xml:space="preserve"/>
-      </w:r>
-    </w:p>
-    <w:p>
-      <w:pPr>
-        <w:keepNext/>
-        <w:spacing w:after="0" w:before="50"/>
-      </w:pPr>
-      <w:r>
-        <w:rPr>
-          <w:b/>
-          <w:bCs/>
-          <w:color w:val="6B4FA0"/>
-          <w:sz w:val="21"/>
-          <w:szCs w:val="21"/>
-        </w:rPr>
-        <w:t xml:space="preserve">Step 2:</w:t>
-      </w:r>
-    </w:p>
-    <w:p>
-      <w:pPr>
-        <w:pBdr>
-          <w:bottom w:val="single" w:color="AFBECC" w:sz="6"/>
-        </w:pBdr>
-        <w:spacing w:after="30" w:before="150"/>
-      </w:pPr>
-      <w:r>
-        <w:t xml:space="preserve"/>
-      </w:r>
-    </w:p>
-    <w:p>
-      <w:pPr>
-        <w:keepNext/>
-        <w:spacing w:after="0" w:before="60"/>
-      </w:pPr>
-      <w:r>
-        <w:rPr>
-          <w:b/>
-          <w:bCs/>
-          <w:color w:val="12355B"/>
-          <w:sz w:val="21"/>
-          <w:szCs w:val="21"/>
-        </w:rPr>
-        <w:t xml:space="preserve">Answer:</w:t>
-      </w:r>
-    </w:p>
-    <w:p>
-      <w:pPr>
-        <w:pBdr>
-          <w:bottom w:val="single" w:color="AFBECC" w:sz="6"/>
-        </w:pBdr>
-        <w:spacing w:after="30" w:before="150"/>
-      </w:pPr>
-      <w:r>
-        <w:t xml:space="preserve"/>
-      </w:r>
-    </w:p>
-    <w:p>
-      <w:pPr>
-        <w:spacing w:after="80"/>
-      </w:pPr>
-      <w:r>
-        <w:t xml:space="preserve"/>
+        <w:t xml:space="preserve">   choose your support</w:t>
       </w:r>
     </w:p>
     <w:tbl>
@@ -1981,6 +1912,1371 @@
           </w:tcPr>
           <w:p>
             <w:pPr>
+              <w:spacing w:after="50"/>
+            </w:pPr>
+            <w:r>
+              <w:rPr>
+                <w:i/>
+                <w:iCs/>
+                <w:color w:val="5F6F80"/>
+                <w:sz w:val="19"/>
+                <w:szCs w:val="19"/>
+              </w:rPr>
+              <w:t xml:space="preserve">This model shows the parts of an explanation. It does not answer your writing question.</w:t>
+            </w:r>
+          </w:p>
+          <w:p>
+            <w:pPr>
+              <w:spacing w:after="80"/>
+            </w:pPr>
+            <w:r>
+              <w:rPr>
+                <w:b/>
+                <w:bCs/>
+                <w:color w:val="12355B"/>
+                <w:sz w:val="19"/>
+                <w:szCs w:val="19"/>
+              </w:rPr>
+              <w:t xml:space="preserve">Claim:  </w:t>
+            </w:r>
+            <w:r>
+              <w:rPr>
+                <w:sz w:val="19"/>
+                <w:szCs w:val="19"/>
+              </w:rPr>
+              <w:t xml:space="preserve">Volume measures space in three directions, so you need length, width, and height.</w:t>
+            </w:r>
+          </w:p>
+          <w:p>
+            <w:pPr>
+              <w:spacing w:after="80"/>
+            </w:pPr>
+            <w:r>
+              <w:rPr>
+                <w:b/>
+                <w:bCs/>
+                <w:color w:val="12355B"/>
+                <w:sz w:val="19"/>
+                <w:szCs w:val="19"/>
+              </w:rPr>
+              <w:t xml:space="preserve">Evidence:  </w:t>
+            </w:r>
+            <w:r>
+              <w:rPr>
+                <w:sz w:val="19"/>
+                <w:szCs w:val="19"/>
+              </w:rPr>
+              <w:t xml:space="preserve">Students explain that volume is three-dimensional, so all three edges (length, width, height) are needed; two measurements only give area of one face.</w:t>
+            </w:r>
+          </w:p>
+          <w:p>
+            <w:pPr>
+              <w:spacing w:after="80"/>
+            </w:pPr>
+            <w:r>
+              <w:rPr>
+                <w:b/>
+                <w:bCs/>
+                <w:color w:val="12355B"/>
+                <w:sz w:val="19"/>
+                <w:szCs w:val="19"/>
+              </w:rPr>
+              <w:t xml:space="preserve">Reasoning:  </w:t>
+            </w:r>
+            <w:r>
+              <w:rPr>
+                <w:sz w:val="19"/>
+                <w:szCs w:val="19"/>
+              </w:rPr>
+              <w:t xml:space="preserve">This evidence connects the definition of volume to the mathematical claim.</w:t>
+            </w:r>
+          </w:p>
+        </w:tc>
+      </w:tr>
+    </w:tbl>
+    <w:p>
+      <w:pPr>
+        <w:pStyle w:val="Heading2"/>
+        <w:spacing w:after="80" w:before="180"/>
+      </w:pPr>
+      <w:r>
+        <w:rPr>
+          <w:b/>
+          <w:bCs/>
+          <w:color w:val="12355B"/>
+          <w:sz w:val="24"/>
+          <w:szCs w:val="24"/>
+        </w:rPr>
+        <w:t xml:space="preserve">Start</w:t>
+      </w:r>
+      <w:r>
+        <w:rPr>
+          <w:i/>
+          <w:iCs/>
+          <w:color w:val="1FA6A2"/>
+          <w:sz w:val="19"/>
+          <w:szCs w:val="19"/>
+        </w:rPr>
+        <w:t xml:space="preserve">   Most language support</w:t>
+      </w:r>
+    </w:p>
+    <w:p>
+      <w:pPr>
+        <w:spacing w:after="60"/>
+      </w:pPr>
+      <w:r>
+        <w:rPr>
+          <w:color w:val="1A2733"/>
+          <w:sz w:val="21"/>
+          <w:szCs w:val="21"/>
+        </w:rPr>
+        <w:t xml:space="preserve">Complete the frames. Use the word bank.</w:t>
+      </w:r>
+      <w:r>
+        <w:rPr>
+          <w:i/>
+          <w:iCs/>
+          <w:color w:val="5F6F80"/>
+          <w:sz w:val="19"/>
+          <w:szCs w:val="19"/>
+        </w:rPr>
+        <w:br/>
+        <w:t xml:space="preserve">Completa las oraciones. Usa el banco de palabras.</w:t>
+      </w:r>
+    </w:p>
+    <w:p>
+      <w:pPr>
+        <w:spacing w:after="60"/>
+      </w:pPr>
+      <w:r>
+        <w:rPr>
+          <w:color w:val="1A2733"/>
+          <w:sz w:val="21"/>
+          <w:szCs w:val="21"/>
+        </w:rPr>
+        <w:t xml:space="preserve">I found the volume by multiplying ___ × ___ × ___, which equals ___ cubic units.</w:t>
+      </w:r>
+      <w:r>
+        <w:rPr>
+          <w:i/>
+          <w:iCs/>
+          <w:color w:val="5F6F80"/>
+          <w:sz w:val="19"/>
+          <w:szCs w:val="19"/>
+        </w:rPr>
+        <w:br/>
+        <w:t xml:space="preserve">Hallé el volumen multiplicando ___ × ___ × ___, que es ___ unidades cúbicas.</w:t>
+      </w:r>
+    </w:p>
+    <w:p>
+      <w:pPr>
+        <w:spacing w:after="60"/>
+      </w:pPr>
+      <w:r>
+        <w:rPr>
+          <w:color w:val="1A2733"/>
+          <w:sz w:val="21"/>
+          <w:szCs w:val="21"/>
+        </w:rPr>
+        <w:t xml:space="preserve">Container ___ holds more because its volume is ___.</w:t>
+      </w:r>
+      <w:r>
+        <w:rPr>
+          <w:i/>
+          <w:iCs/>
+          <w:color w:val="5F6F80"/>
+          <w:sz w:val="19"/>
+          <w:szCs w:val="19"/>
+        </w:rPr>
+        <w:br/>
+        <w:t xml:space="preserve">El contenedor ___ contiene más porque su volumen es ___.</w:t>
+      </w:r>
+    </w:p>
+    <w:tbl>
+      <w:tblPr>
+        <w:tblW w:type="pct" w:w="100%"/>
+        <w:tblBorders>
+          <w:top w:val="single" w:color="C7D2DD" w:sz="6"/>
+          <w:left w:val="single" w:color="C7D2DD" w:sz="6"/>
+          <w:bottom w:val="single" w:color="C7D2DD" w:sz="6"/>
+          <w:right w:val="single" w:color="C7D2DD" w:sz="6"/>
+          <w:insideH w:val="single" w:color="auto" w:sz="4"/>
+          <w:insideV w:val="single" w:color="auto" w:sz="4"/>
+        </w:tblBorders>
+      </w:tblPr>
+      <w:tblGrid>
+        <w:gridCol w:w="100"/>
+      </w:tblGrid>
+      <w:tr>
+        <w:tc>
+          <w:tcPr>
+            <w:shd w:fill="FBF3E2" w:color="auto" w:val="clear"/>
+            <w:tcMar>
+              <w:top w:type="dxa" w:w="60"/>
+              <w:left w:type="dxa" w:w="120"/>
+              <w:bottom w:type="dxa" w:w="60"/>
+              <w:right w:type="dxa" w:w="120"/>
+            </w:tcMar>
+          </w:tcPr>
+          <w:p>
+            <w:pPr>
+              <w:spacing w:after="0" w:line="320"/>
+            </w:pPr>
+            <w:r>
+              <w:t xml:space="preserve"/>
+            </w:r>
+          </w:p>
+          <w:p>
+            <w:pPr>
+              <w:spacing w:after="0" w:line="320"/>
+            </w:pPr>
+            <w:r>
+              <w:t xml:space="preserve"/>
+            </w:r>
+          </w:p>
+          <w:p>
+            <w:pPr>
+              <w:spacing w:after="0" w:line="320"/>
+            </w:pPr>
+            <w:r>
+              <w:t xml:space="preserve"/>
+            </w:r>
+          </w:p>
+        </w:tc>
+      </w:tr>
+    </w:tbl>
+    <w:p>
+      <w:pPr>
+        <w:pStyle w:val="Heading2"/>
+        <w:spacing w:after="80" w:before="180"/>
+      </w:pPr>
+      <w:r>
+        <w:rPr>
+          <w:b/>
+          <w:bCs/>
+          <w:color w:val="12355B"/>
+          <w:sz w:val="24"/>
+          <w:szCs w:val="24"/>
+        </w:rPr>
+        <w:t xml:space="preserve">Build</w:t>
+      </w:r>
+      <w:r>
+        <w:rPr>
+          <w:i/>
+          <w:iCs/>
+          <w:color w:val="B97A12"/>
+          <w:sz w:val="19"/>
+          <w:szCs w:val="19"/>
+        </w:rPr>
+        <w:t xml:space="preserve">   Some language support</w:t>
+      </w:r>
+    </w:p>
+    <w:p>
+      <w:pPr>
+        <w:spacing w:after="60"/>
+      </w:pPr>
+      <w:r>
+        <w:rPr>
+          <w:color w:val="1A2733"/>
+          <w:sz w:val="21"/>
+          <w:szCs w:val="21"/>
+        </w:rPr>
+        <w:t xml:space="preserve">Write two connected sentences. Use because, so, or but.</w:t>
+      </w:r>
+      <w:r>
+        <w:rPr>
+          <w:i/>
+          <w:iCs/>
+          <w:color w:val="5F6F80"/>
+          <w:sz w:val="19"/>
+          <w:szCs w:val="19"/>
+        </w:rPr>
+        <w:br/>
+        <w:t xml:space="preserve">Escribe dos oraciones conectadas. Usa porque, entonces o pero.</w:t>
+      </w:r>
+    </w:p>
+    <w:p>
+      <w:pPr>
+        <w:spacing w:after="60"/>
+      </w:pPr>
+      <w:r>
+        <w:rPr>
+          <w:color w:val="1A2733"/>
+          <w:sz w:val="21"/>
+          <w:szCs w:val="21"/>
+        </w:rPr>
+        <w:t xml:space="preserve">My claim is ___.</w:t>
+      </w:r>
+      <w:r>
+        <w:rPr>
+          <w:i/>
+          <w:iCs/>
+          <w:color w:val="5F6F80"/>
+          <w:sz w:val="19"/>
+          <w:szCs w:val="19"/>
+        </w:rPr>
+        <w:br/>
+        <w:t xml:space="preserve">Mi afirmación es ___.</w:t>
+      </w:r>
+    </w:p>
+    <w:p>
+      <w:pPr>
+        <w:spacing w:after="60"/>
+      </w:pPr>
+      <w:r>
+        <w:rPr>
+          <w:color w:val="1A2733"/>
+          <w:sz w:val="21"/>
+          <w:szCs w:val="21"/>
+        </w:rPr>
+        <w:t xml:space="preserve">I know because ___.</w:t>
+      </w:r>
+      <w:r>
+        <w:rPr>
+          <w:i/>
+          <w:iCs/>
+          <w:color w:val="5F6F80"/>
+          <w:sz w:val="19"/>
+          <w:szCs w:val="19"/>
+        </w:rPr>
+        <w:br/>
+        <w:t xml:space="preserve">Lo sé porque ___.</w:t>
+      </w:r>
+    </w:p>
+    <w:p>
+      <w:pPr>
+        <w:spacing w:after="60"/>
+      </w:pPr>
+      <w:r>
+        <w:rPr>
+          <w:color w:val="1A2733"/>
+          <w:sz w:val="21"/>
+          <w:szCs w:val="21"/>
+        </w:rPr>
+        <w:t xml:space="preserve">So ___.</w:t>
+      </w:r>
+      <w:r>
+        <w:rPr>
+          <w:i/>
+          <w:iCs/>
+          <w:color w:val="5F6F80"/>
+          <w:sz w:val="19"/>
+          <w:szCs w:val="19"/>
+        </w:rPr>
+        <w:br/>
+        <w:t xml:space="preserve">Entonces ___.</w:t>
+      </w:r>
+    </w:p>
+    <w:tbl>
+      <w:tblPr>
+        <w:tblW w:type="pct" w:w="100%"/>
+        <w:tblBorders>
+          <w:top w:val="single" w:color="C7D2DD" w:sz="6"/>
+          <w:left w:val="single" w:color="C7D2DD" w:sz="6"/>
+          <w:bottom w:val="single" w:color="C7D2DD" w:sz="6"/>
+          <w:right w:val="single" w:color="C7D2DD" w:sz="6"/>
+          <w:insideH w:val="single" w:color="auto" w:sz="4"/>
+          <w:insideV w:val="single" w:color="auto" w:sz="4"/>
+        </w:tblBorders>
+      </w:tblPr>
+      <w:tblGrid>
+        <w:gridCol w:w="100"/>
+      </w:tblGrid>
+      <w:tr>
+        <w:tc>
+          <w:tcPr>
+            <w:shd w:fill="FBF3E2" w:color="auto" w:val="clear"/>
+            <w:tcMar>
+              <w:top w:type="dxa" w:w="60"/>
+              <w:left w:type="dxa" w:w="120"/>
+              <w:bottom w:type="dxa" w:w="60"/>
+              <w:right w:type="dxa" w:w="120"/>
+            </w:tcMar>
+          </w:tcPr>
+          <w:p>
+            <w:pPr>
+              <w:spacing w:after="0" w:line="320"/>
+            </w:pPr>
+            <w:r>
+              <w:t xml:space="preserve"/>
+            </w:r>
+          </w:p>
+          <w:p>
+            <w:pPr>
+              <w:spacing w:after="0" w:line="320"/>
+            </w:pPr>
+            <w:r>
+              <w:t xml:space="preserve"/>
+            </w:r>
+          </w:p>
+          <w:p>
+            <w:pPr>
+              <w:spacing w:after="0" w:line="320"/>
+            </w:pPr>
+            <w:r>
+              <w:t xml:space="preserve"/>
+            </w:r>
+          </w:p>
+        </w:tc>
+      </w:tr>
+    </w:tbl>
+    <w:p>
+      <w:pPr>
+        <w:pStyle w:val="Heading2"/>
+        <w:spacing w:after="80" w:before="180"/>
+      </w:pPr>
+      <w:r>
+        <w:rPr>
+          <w:b/>
+          <w:bCs/>
+          <w:color w:val="12355B"/>
+          <w:sz w:val="24"/>
+          <w:szCs w:val="24"/>
+        </w:rPr>
+        <w:t xml:space="preserve">Explain</w:t>
+      </w:r>
+      <w:r>
+        <w:rPr>
+          <w:i/>
+          <w:iCs/>
+          <w:color w:val="B97A12"/>
+          <w:sz w:val="19"/>
+          <w:szCs w:val="19"/>
+        </w:rPr>
+        <w:t xml:space="preserve">   Light language support</w:t>
+      </w:r>
+    </w:p>
+    <w:p>
+      <w:pPr>
+        <w:spacing w:after="60"/>
+      </w:pPr>
+      <w:r>
+        <w:rPr>
+          <w:color w:val="1A2733"/>
+          <w:sz w:val="21"/>
+          <w:szCs w:val="21"/>
+        </w:rPr>
+        <w:t xml:space="preserve">Write a claim, give math evidence, and explain your reasoning.</w:t>
+      </w:r>
+      <w:r>
+        <w:rPr>
+          <w:i/>
+          <w:iCs/>
+          <w:color w:val="5F6F80"/>
+          <w:sz w:val="19"/>
+          <w:szCs w:val="19"/>
+        </w:rPr>
+        <w:br/>
+        <w:t xml:space="preserve">Escribe una afirmación, da evidencia matemática y explica tu razonamiento.</w:t>
+      </w:r>
+    </w:p>
+    <w:p>
+      <w:pPr>
+        <w:spacing w:after="60"/>
+      </w:pPr>
+      <w:r>
+        <w:rPr>
+          <w:color w:val="1A2733"/>
+          <w:sz w:val="21"/>
+          <w:szCs w:val="21"/>
+        </w:rPr>
+        <w:t xml:space="preserve">My claim is ___.</w:t>
+      </w:r>
+      <w:r>
+        <w:rPr>
+          <w:i/>
+          <w:iCs/>
+          <w:color w:val="5F6F80"/>
+          <w:sz w:val="19"/>
+          <w:szCs w:val="19"/>
+        </w:rPr>
+        <w:br/>
+        <w:t xml:space="preserve">Mi afirmación es ___.</w:t>
+      </w:r>
+    </w:p>
+    <w:p>
+      <w:pPr>
+        <w:spacing w:after="60"/>
+      </w:pPr>
+      <w:r>
+        <w:rPr>
+          <w:color w:val="1A2733"/>
+          <w:sz w:val="21"/>
+          <w:szCs w:val="21"/>
+        </w:rPr>
+        <w:t xml:space="preserve">My math evidence is ___.</w:t>
+      </w:r>
+      <w:r>
+        <w:rPr>
+          <w:i/>
+          <w:iCs/>
+          <w:color w:val="5F6F80"/>
+          <w:sz w:val="19"/>
+          <w:szCs w:val="19"/>
+        </w:rPr>
+        <w:br/>
+        <w:t xml:space="preserve">Mi evidencia matemática es ___.</w:t>
+      </w:r>
+    </w:p>
+    <w:p>
+      <w:pPr>
+        <w:spacing w:after="60"/>
+      </w:pPr>
+      <w:r>
+        <w:rPr>
+          <w:color w:val="1A2733"/>
+          <w:sz w:val="21"/>
+          <w:szCs w:val="21"/>
+        </w:rPr>
+        <w:t xml:space="preserve">This proves ___ because ___.</w:t>
+      </w:r>
+      <w:r>
+        <w:rPr>
+          <w:i/>
+          <w:iCs/>
+          <w:color w:val="5F6F80"/>
+          <w:sz w:val="19"/>
+          <w:szCs w:val="19"/>
+        </w:rPr>
+        <w:br/>
+        <w:t xml:space="preserve">Esto demuestra ___ porque ___.</w:t>
+      </w:r>
+    </w:p>
+    <w:tbl>
+      <w:tblPr>
+        <w:tblW w:type="pct" w:w="100%"/>
+        <w:tblBorders>
+          <w:top w:val="single" w:color="C7D2DD" w:sz="6"/>
+          <w:left w:val="single" w:color="C7D2DD" w:sz="6"/>
+          <w:bottom w:val="single" w:color="C7D2DD" w:sz="6"/>
+          <w:right w:val="single" w:color="C7D2DD" w:sz="6"/>
+          <w:insideH w:val="single" w:color="auto" w:sz="4"/>
+          <w:insideV w:val="single" w:color="auto" w:sz="4"/>
+        </w:tblBorders>
+      </w:tblPr>
+      <w:tblGrid>
+        <w:gridCol w:w="100"/>
+      </w:tblGrid>
+      <w:tr>
+        <w:tc>
+          <w:tcPr>
+            <w:shd w:fill="FBF3E2" w:color="auto" w:val="clear"/>
+            <w:tcMar>
+              <w:top w:type="dxa" w:w="60"/>
+              <w:left w:type="dxa" w:w="120"/>
+              <w:bottom w:type="dxa" w:w="60"/>
+              <w:right w:type="dxa" w:w="120"/>
+            </w:tcMar>
+          </w:tcPr>
+          <w:p>
+            <w:pPr>
+              <w:spacing w:after="0" w:line="320"/>
+            </w:pPr>
+            <w:r>
+              <w:t xml:space="preserve"/>
+            </w:r>
+          </w:p>
+          <w:p>
+            <w:pPr>
+              <w:spacing w:after="0" w:line="320"/>
+            </w:pPr>
+            <w:r>
+              <w:t xml:space="preserve"/>
+            </w:r>
+          </w:p>
+          <w:p>
+            <w:pPr>
+              <w:spacing w:after="0" w:line="320"/>
+            </w:pPr>
+            <w:r>
+              <w:t xml:space="preserve"/>
+            </w:r>
+          </w:p>
+          <w:p>
+            <w:pPr>
+              <w:spacing w:after="0" w:line="320"/>
+            </w:pPr>
+            <w:r>
+              <w:t xml:space="preserve"/>
+            </w:r>
+          </w:p>
+          <w:p>
+            <w:pPr>
+              <w:spacing w:after="0" w:line="320"/>
+            </w:pPr>
+            <w:r>
+              <w:t xml:space="preserve"/>
+            </w:r>
+          </w:p>
+        </w:tc>
+      </w:tr>
+    </w:tbl>
+    <w:p>
+      <w:pPr>
+        <w:pStyle w:val="Heading2"/>
+        <w:spacing w:after="80" w:before="180"/>
+      </w:pPr>
+      <w:r>
+        <w:rPr>
+          <w:b/>
+          <w:bCs/>
+          <w:color w:val="12355B"/>
+          <w:sz w:val="24"/>
+          <w:szCs w:val="24"/>
+        </w:rPr>
+        <w:t xml:space="preserve">4. Check Your Explanation</w:t>
+      </w:r>
+      <w:r>
+        <w:rPr>
+          <w:i/>
+          <w:iCs/>
+          <w:color w:val="1FA6A2"/>
+          <w:sz w:val="19"/>
+          <w:szCs w:val="19"/>
+        </w:rPr>
+        <w:t xml:space="preserve">   five quick checks</w:t>
+      </w:r>
+    </w:p>
+    <w:p>
+      <w:pPr>
+        <w:spacing w:after="80"/>
+      </w:pPr>
+      <w:r>
+        <w:rPr>
+          <w:b/>
+          <w:bCs/>
+          <w:color w:val="1FA6A2"/>
+          <w:sz w:val="22"/>
+          <w:szCs w:val="22"/>
+        </w:rPr>
+        <w:t xml:space="preserve">☐  </w:t>
+      </w:r>
+      <w:r>
+        <w:rPr>
+          <w:sz w:val="20"/>
+          <w:szCs w:val="20"/>
+        </w:rPr>
+        <w:t xml:space="preserve">I answered the question.</w:t>
+      </w:r>
+      <w:r>
+        <w:rPr>
+          <w:i/>
+          <w:iCs/>
+          <w:color w:val="5F6F80"/>
+          <w:sz w:val="18"/>
+          <w:szCs w:val="18"/>
+        </w:rPr>
+        <w:br/>
+        <w:t xml:space="preserve">Respondí la pregunta.</w:t>
+      </w:r>
+    </w:p>
+    <w:p>
+      <w:pPr>
+        <w:spacing w:after="80"/>
+      </w:pPr>
+      <w:r>
+        <w:rPr>
+          <w:b/>
+          <w:bCs/>
+          <w:color w:val="1FA6A2"/>
+          <w:sz w:val="22"/>
+          <w:szCs w:val="22"/>
+        </w:rPr>
+        <w:t xml:space="preserve">☐  </w:t>
+      </w:r>
+      <w:r>
+        <w:rPr>
+          <w:sz w:val="20"/>
+          <w:szCs w:val="20"/>
+        </w:rPr>
+        <w:t xml:space="preserve">I used math evidence: numbers, an equation, a model, or a comparison.</w:t>
+      </w:r>
+      <w:r>
+        <w:rPr>
+          <w:i/>
+          <w:iCs/>
+          <w:color w:val="5F6F80"/>
+          <w:sz w:val="18"/>
+          <w:szCs w:val="18"/>
+        </w:rPr>
+        <w:br/>
+        <w:t xml:space="preserve">Usé evidencia matemática: números, una ecuación, un modelo o una comparación.</w:t>
+      </w:r>
+    </w:p>
+    <w:p>
+      <w:pPr>
+        <w:spacing w:after="80"/>
+      </w:pPr>
+      <w:r>
+        <w:rPr>
+          <w:b/>
+          <w:bCs/>
+          <w:color w:val="1FA6A2"/>
+          <w:sz w:val="22"/>
+          <w:szCs w:val="22"/>
+        </w:rPr>
+        <w:t xml:space="preserve">☐  </w:t>
+      </w:r>
+      <w:r>
+        <w:rPr>
+          <w:sz w:val="20"/>
+          <w:szCs w:val="20"/>
+        </w:rPr>
+        <w:t xml:space="preserve">I explained how the evidence proves my answer.</w:t>
+      </w:r>
+      <w:r>
+        <w:rPr>
+          <w:i/>
+          <w:iCs/>
+          <w:color w:val="5F6F80"/>
+          <w:sz w:val="18"/>
+          <w:szCs w:val="18"/>
+        </w:rPr>
+        <w:br/>
+        <w:t xml:space="preserve">Expliqué cómo la evidencia demuestra mi respuesta.</w:t>
+      </w:r>
+    </w:p>
+    <w:p>
+      <w:pPr>
+        <w:spacing w:after="80"/>
+      </w:pPr>
+      <w:r>
+        <w:rPr>
+          <w:b/>
+          <w:bCs/>
+          <w:color w:val="1FA6A2"/>
+          <w:sz w:val="22"/>
+          <w:szCs w:val="22"/>
+        </w:rPr>
+        <w:t xml:space="preserve">☐  </w:t>
+      </w:r>
+      <w:r>
+        <w:rPr>
+          <w:sz w:val="20"/>
+          <w:szCs w:val="20"/>
+        </w:rPr>
+        <w:t xml:space="preserve">I used at least two math words.</w:t>
+      </w:r>
+      <w:r>
+        <w:rPr>
+          <w:i/>
+          <w:iCs/>
+          <w:color w:val="5F6F80"/>
+          <w:sz w:val="18"/>
+          <w:szCs w:val="18"/>
+        </w:rPr>
+        <w:br/>
+        <w:t xml:space="preserve">Usé por lo menos dos palabras matemáticas.</w:t>
+      </w:r>
+    </w:p>
+    <w:p>
+      <w:pPr>
+        <w:spacing w:after="80"/>
+      </w:pPr>
+      <w:r>
+        <w:rPr>
+          <w:b/>
+          <w:bCs/>
+          <w:color w:val="1FA6A2"/>
+          <w:sz w:val="22"/>
+          <w:szCs w:val="22"/>
+        </w:rPr>
+        <w:t xml:space="preserve">☐  </w:t>
+      </w:r>
+      <w:r>
+        <w:rPr>
+          <w:sz w:val="20"/>
+          <w:szCs w:val="20"/>
+        </w:rPr>
+        <w:t xml:space="preserve">I reread complete sentences and punctuation.</w:t>
+      </w:r>
+      <w:r>
+        <w:rPr>
+          <w:i/>
+          <w:iCs/>
+          <w:color w:val="5F6F80"/>
+          <w:sz w:val="18"/>
+          <w:szCs w:val="18"/>
+        </w:rPr>
+        <w:br/>
+        <w:t xml:space="preserve">Volví a leer mis oraciones completas y la puntuación.</w:t>
+      </w:r>
+    </w:p>
+    <w:p>
+      <w:pPr>
+        <w:pStyle w:val="Heading1"/>
+        <w:pageBreakBefore/>
+        <w:pBdr>
+          <w:bottom w:val="single" w:color="1FA6A2" w:sz="14" w:space="6"/>
+        </w:pBdr>
+        <w:spacing w:after="140" w:before="0"/>
+      </w:pPr>
+      <w:r>
+        <w:rPr>
+          <w:b/>
+          <w:bCs/>
+          <w:color w:val="12355B"/>
+          <w:sz w:val="30"/>
+          <w:szCs w:val="30"/>
+        </w:rPr>
+        <w:t xml:space="preserve">Worked Example</w:t>
+      </w:r>
+    </w:p>
+    <w:p>
+      <w:pPr>
+        <w:pStyle w:val="Heading2"/>
+        <w:spacing w:after="80" w:before="180"/>
+      </w:pPr>
+      <w:r>
+        <w:rPr>
+          <w:b/>
+          <w:bCs/>
+          <w:color w:val="12355B"/>
+          <w:sz w:val="24"/>
+          <w:szCs w:val="24"/>
+        </w:rPr>
+        <w:t xml:space="preserve">Watch &amp; Read</w:t>
+      </w:r>
+      <w:r>
+        <w:rPr>
+          <w:i/>
+          <w:iCs/>
+          <w:color w:val="1FA6A2"/>
+          <w:sz w:val="19"/>
+          <w:szCs w:val="19"/>
+        </w:rPr>
+        <w:t xml:space="preserve">   I Do — follow along with your teacher</w:t>
+      </w:r>
+    </w:p>
+    <w:tbl>
+      <w:tblPr>
+        <w:tblW w:type="pct" w:w="100%"/>
+        <w:tblBorders>
+          <w:top w:val="single" w:color="1FA6A2" w:sz="8"/>
+          <w:left w:val="single" w:color="1FA6A2" w:sz="8"/>
+          <w:bottom w:val="single" w:color="1FA6A2" w:sz="8"/>
+          <w:right w:val="single" w:color="1FA6A2" w:sz="8"/>
+          <w:insideH w:val="single" w:color="auto" w:sz="4"/>
+          <w:insideV w:val="single" w:color="auto" w:sz="4"/>
+        </w:tblBorders>
+      </w:tblPr>
+      <w:tblGrid>
+        <w:gridCol w:w="100"/>
+      </w:tblGrid>
+      <w:tr>
+        <w:tc>
+          <w:tcPr>
+            <w:shd w:fill="E6F4F3" w:color="auto" w:val="clear"/>
+            <w:tcMar>
+              <w:top w:type="dxa" w:w="120"/>
+              <w:left w:type="dxa" w:w="180"/>
+              <w:bottom w:type="dxa" w:w="120"/>
+              <w:right w:type="dxa" w:w="180"/>
+            </w:tcMar>
+          </w:tcPr>
+          <w:p>
+            <w:pPr>
+              <w:spacing w:after="60"/>
+            </w:pPr>
+            <w:r>
+              <w:rPr>
+                <w:b/>
+                <w:bCs/>
+                <w:color w:val="12355B"/>
+                <w:sz w:val="22"/>
+                <w:szCs w:val="22"/>
+              </w:rPr>
+              <w:t xml:space="preserve">Time Capsule Project</w:t>
+            </w:r>
+          </w:p>
+          <w:p>
+            <w:pPr>
+              <w:spacing w:after="0"/>
+            </w:pPr>
+            <w:r>
+              <w:rPr>
+                <w:sz w:val="21"/>
+                <w:szCs w:val="21"/>
+              </w:rPr>
+              <w:t xml:space="preserve">Your team is building time capsule containers to store class memories. Each container is a rectangular prism, and you need to figure out how much each one can hold. That means calculating the volume using whole number dimensions!</w:t>
+            </w:r>
+          </w:p>
+        </w:tc>
+      </w:tr>
+    </w:tbl>
+    <w:p>
+      <w:pPr>
+        <w:spacing w:after="80"/>
+      </w:pPr>
+      <w:r>
+        <w:t xml:space="preserve"/>
+      </w:r>
+    </w:p>
+    <w:p>
+      <w:pPr>
+        <w:spacing w:after="50" w:before="60"/>
+      </w:pPr>
+      <w:r>
+        <w:rPr>
+          <w:b/>
+          <w:bCs/>
+          <w:color w:val="12355B"/>
+          <w:sz w:val="21"/>
+          <w:szCs w:val="21"/>
+        </w:rPr>
+        <w:t xml:space="preserve">Think about:</w:t>
+      </w:r>
+    </w:p>
+    <w:p>
+      <w:pPr>
+        <w:spacing w:after="40"/>
+        <w:ind w:left="300"/>
+      </w:pPr>
+      <w:r>
+        <w:rPr>
+          <w:sz w:val="20"/>
+          <w:szCs w:val="20"/>
+        </w:rPr>
+        <w:t xml:space="preserve">•  What three measurements do you need to find the volume of a box?</w:t>
+      </w:r>
+    </w:p>
+    <w:p>
+      <w:pPr>
+        <w:spacing w:after="40"/>
+        <w:ind w:left="300"/>
+      </w:pPr>
+      <w:r>
+        <w:rPr>
+          <w:sz w:val="20"/>
+          <w:szCs w:val="20"/>
+        </w:rPr>
+        <w:t xml:space="preserve">•  What does volume tell us about a container?</w:t>
+      </w:r>
+    </w:p>
+    <w:p>
+      <w:pPr>
+        <w:spacing w:after="40"/>
+        <w:ind w:left="300"/>
+      </w:pPr>
+      <w:r>
+        <w:rPr>
+          <w:sz w:val="20"/>
+          <w:szCs w:val="20"/>
+        </w:rPr>
+        <w:t xml:space="preserve">•  How is volume different from the area of one face?</w:t>
+      </w:r>
+    </w:p>
+    <w:p>
+      <w:pPr>
+        <w:spacing w:after="40"/>
+        <w:ind w:left="300"/>
+      </w:pPr>
+      <w:r>
+        <w:rPr>
+          <w:sz w:val="20"/>
+          <w:szCs w:val="20"/>
+        </w:rPr>
+        <w:t xml:space="preserve">•  If two containers have the same volume, must they have the same shape?</w:t>
+      </w:r>
+    </w:p>
+    <w:p>
+      <w:pPr>
+        <w:spacing w:after="40"/>
+        <w:ind w:left="300"/>
+      </w:pPr>
+      <w:r>
+        <w:rPr>
+          <w:sz w:val="20"/>
+          <w:szCs w:val="20"/>
+        </w:rPr>
+        <w:t xml:space="preserve">•  What happens to the volume if you double just one dimension?</w:t>
+      </w:r>
+    </w:p>
+    <w:p>
+      <w:pPr>
+        <w:pStyle w:val="Heading2"/>
+        <w:spacing w:after="80" w:before="180"/>
+      </w:pPr>
+      <w:r>
+        <w:rPr>
+          <w:b/>
+          <w:bCs/>
+          <w:color w:val="12355B"/>
+          <w:sz w:val="24"/>
+          <w:szCs w:val="24"/>
+        </w:rPr>
+        <w:t xml:space="preserve">Solved Example</w:t>
+      </w:r>
+      <w:r>
+        <w:rPr>
+          <w:i/>
+          <w:iCs/>
+          <w:color w:val="1FA6A2"/>
+          <w:sz w:val="19"/>
+          <w:szCs w:val="19"/>
+        </w:rPr>
+        <w:t xml:space="preserve">   I Do — watch each step</w:t>
+      </w:r>
+    </w:p>
+    <w:p>
+      <w:pPr>
+        <w:keepNext/>
+        <w:spacing w:after="40"/>
+      </w:pPr>
+      <w:r>
+        <w:rPr>
+          <w:b/>
+          <w:bCs/>
+          <w:color w:val="12355B"/>
+          <w:sz w:val="21"/>
+          <w:szCs w:val="21"/>
+        </w:rPr>
+        <w:t xml:space="preserve">Problem:  </w:t>
+      </w:r>
+      <w:r>
+        <w:rPr>
+          <w:sz w:val="21"/>
+          <w:szCs w:val="21"/>
+        </w:rPr>
+        <w:t xml:space="preserve">What is the volume of a rectangular prism with l = 7 in, w = 3 in, h = 4 in?</w:t>
+      </w:r>
+    </w:p>
+    <w:p>
+      <w:pPr>
+        <w:spacing w:after="30"/>
+        <w:ind w:left="420"/>
+      </w:pPr>
+      <w:r>
+        <w:rPr>
+          <w:sz w:val="20"/>
+          <w:szCs w:val="20"/>
+        </w:rPr>
+        <w:t xml:space="preserve">A)  84 in³</w:t>
+      </w:r>
+    </w:p>
+    <w:p>
+      <w:pPr>
+        <w:spacing w:after="30"/>
+        <w:ind w:left="420"/>
+      </w:pPr>
+      <w:r>
+        <w:rPr>
+          <w:sz w:val="20"/>
+          <w:szCs w:val="20"/>
+        </w:rPr>
+        <w:t xml:space="preserve">B)  14 in³</w:t>
+      </w:r>
+    </w:p>
+    <w:p>
+      <w:pPr>
+        <w:spacing w:after="30"/>
+        <w:ind w:left="420"/>
+      </w:pPr>
+      <w:r>
+        <w:rPr>
+          <w:sz w:val="20"/>
+          <w:szCs w:val="20"/>
+        </w:rPr>
+        <w:t xml:space="preserve">C)  84 in²</w:t>
+      </w:r>
+    </w:p>
+    <w:p>
+      <w:pPr>
+        <w:spacing w:after="30"/>
+        <w:ind w:left="420"/>
+      </w:pPr>
+      <w:r>
+        <w:rPr>
+          <w:sz w:val="20"/>
+          <w:szCs w:val="20"/>
+        </w:rPr>
+        <w:t xml:space="preserve">D)  42 in³</w:t>
+      </w:r>
+    </w:p>
+    <w:p>
+      <w:pPr>
+        <w:spacing w:after="20" w:before="50"/>
+      </w:pPr>
+      <w:r>
+        <w:rPr>
+          <w:b/>
+          <w:bCs/>
+          <w:color w:val="1FA6A2"/>
+          <w:sz w:val="21"/>
+          <w:szCs w:val="21"/>
+        </w:rPr>
+        <w:t xml:space="preserve">Step 1:  </w:t>
+      </w:r>
+      <w:r>
+        <w:rPr>
+          <w:sz w:val="21"/>
+          <w:szCs w:val="21"/>
+        </w:rPr>
+        <w:t xml:space="preserve">V = l × w × h = 7 × 3 × 4 = 84 cubic inches.</w:t>
+      </w:r>
+    </w:p>
+    <w:p>
+      <w:pPr>
+        <w:spacing w:after="40" w:before="60"/>
+      </w:pPr>
+      <w:r>
+        <w:rPr>
+          <w:b/>
+          <w:bCs/>
+          <w:color w:val="12355B"/>
+          <w:sz w:val="21"/>
+          <w:szCs w:val="21"/>
+        </w:rPr>
+        <w:t xml:space="preserve">Answer:  </w:t>
+      </w:r>
+      <w:r>
+        <w:rPr>
+          <w:b/>
+          <w:bCs/>
+          <w:sz w:val="21"/>
+          <w:szCs w:val="21"/>
+        </w:rPr>
+        <w:t xml:space="preserve">A. 84 in³</w:t>
+      </w:r>
+    </w:p>
+    <w:p>
+      <w:pPr>
+        <w:pStyle w:val="Heading1"/>
+        <w:pageBreakBefore/>
+        <w:pBdr>
+          <w:bottom w:val="single" w:color="1FA6A2" w:sz="14" w:space="6"/>
+        </w:pBdr>
+        <w:spacing w:after="140" w:before="0"/>
+      </w:pPr>
+      <w:r>
+        <w:rPr>
+          <w:b/>
+          <w:bCs/>
+          <w:color w:val="12355B"/>
+          <w:sz w:val="30"/>
+          <w:szCs w:val="30"/>
+        </w:rPr>
+        <w:t xml:space="preserve">Guided Practice</w:t>
+      </w:r>
+    </w:p>
+    <w:p>
+      <w:pPr>
+        <w:pStyle w:val="Heading2"/>
+        <w:spacing w:after="80" w:before="180"/>
+      </w:pPr>
+      <w:r>
+        <w:rPr>
+          <w:b/>
+          <w:bCs/>
+          <w:color w:val="12355B"/>
+          <w:sz w:val="24"/>
+          <w:szCs w:val="24"/>
+        </w:rPr>
+        <w:t xml:space="preserve">Solve Together</w:t>
+      </w:r>
+      <w:r>
+        <w:rPr>
+          <w:i/>
+          <w:iCs/>
+          <w:color w:val="6B4FA0"/>
+          <w:sz w:val="19"/>
+          <w:szCs w:val="19"/>
+        </w:rPr>
+        <w:t xml:space="preserve">   We Do — work with your class</w:t>
+      </w:r>
+    </w:p>
+    <w:p>
+      <w:pPr>
+        <w:keepNext/>
+        <w:spacing w:after="40" w:before="40"/>
+      </w:pPr>
+      <w:r>
+        <w:rPr>
+          <w:b/>
+          <w:bCs/>
+          <w:color w:val="12355B"/>
+          <w:sz w:val="21"/>
+          <w:szCs w:val="21"/>
+        </w:rPr>
+        <w:t xml:space="preserve">Problem:  </w:t>
+      </w:r>
+      <w:r>
+        <w:rPr>
+          <w:sz w:val="21"/>
+          <w:szCs w:val="21"/>
+        </w:rPr>
+        <w:t xml:space="preserve">A time capsule box has a volume of 120 cm³. Its length is 10 cm and width is 4 cm. What is its height?</w:t>
+      </w:r>
+    </w:p>
+    <w:p>
+      <w:pPr>
+        <w:spacing w:after="30"/>
+        <w:ind w:left="420"/>
+      </w:pPr>
+      <w:r>
+        <w:rPr>
+          <w:sz w:val="20"/>
+          <w:szCs w:val="20"/>
+        </w:rPr>
+        <w:t xml:space="preserve">A)  3 cm</w:t>
+      </w:r>
+    </w:p>
+    <w:p>
+      <w:pPr>
+        <w:spacing w:after="30"/>
+        <w:ind w:left="420"/>
+      </w:pPr>
+      <w:r>
+        <w:rPr>
+          <w:sz w:val="20"/>
+          <w:szCs w:val="20"/>
+        </w:rPr>
+        <w:t xml:space="preserve">B)  6 cm</w:t>
+      </w:r>
+    </w:p>
+    <w:p>
+      <w:pPr>
+        <w:spacing w:after="30"/>
+        <w:ind w:left="420"/>
+      </w:pPr>
+      <w:r>
+        <w:rPr>
+          <w:sz w:val="20"/>
+          <w:szCs w:val="20"/>
+        </w:rPr>
+        <w:t xml:space="preserve">C)  4 cm</w:t>
+      </w:r>
+    </w:p>
+    <w:p>
+      <w:pPr>
+        <w:spacing w:after="30"/>
+        <w:ind w:left="420"/>
+      </w:pPr>
+      <w:r>
+        <w:rPr>
+          <w:sz w:val="20"/>
+          <w:szCs w:val="20"/>
+        </w:rPr>
+        <w:t xml:space="preserve">D)  12 cm</w:t>
+      </w:r>
+    </w:p>
+    <w:p>
+      <w:pPr>
+        <w:keepNext/>
+        <w:spacing w:after="0" w:before="50"/>
+      </w:pPr>
+      <w:r>
+        <w:rPr>
+          <w:b/>
+          <w:bCs/>
+          <w:color w:val="6B4FA0"/>
+          <w:sz w:val="21"/>
+          <w:szCs w:val="21"/>
+        </w:rPr>
+        <w:t xml:space="preserve">Step 1:</w:t>
+      </w:r>
+    </w:p>
+    <w:p>
+      <w:pPr>
+        <w:pBdr>
+          <w:bottom w:val="single" w:color="AFBECC" w:sz="6"/>
+        </w:pBdr>
+        <w:spacing w:after="30" w:before="150"/>
+      </w:pPr>
+      <w:r>
+        <w:t xml:space="preserve"/>
+      </w:r>
+    </w:p>
+    <w:p>
+      <w:pPr>
+        <w:keepNext/>
+        <w:spacing w:after="0" w:before="50"/>
+      </w:pPr>
+      <w:r>
+        <w:rPr>
+          <w:b/>
+          <w:bCs/>
+          <w:color w:val="6B4FA0"/>
+          <w:sz w:val="21"/>
+          <w:szCs w:val="21"/>
+        </w:rPr>
+        <w:t xml:space="preserve">Step 2:</w:t>
+      </w:r>
+    </w:p>
+    <w:p>
+      <w:pPr>
+        <w:pBdr>
+          <w:bottom w:val="single" w:color="AFBECC" w:sz="6"/>
+        </w:pBdr>
+        <w:spacing w:after="30" w:before="150"/>
+      </w:pPr>
+      <w:r>
+        <w:t xml:space="preserve"/>
+      </w:r>
+    </w:p>
+    <w:p>
+      <w:pPr>
+        <w:keepNext/>
+        <w:spacing w:after="0" w:before="60"/>
+      </w:pPr>
+      <w:r>
+        <w:rPr>
+          <w:b/>
+          <w:bCs/>
+          <w:color w:val="12355B"/>
+          <w:sz w:val="21"/>
+          <w:szCs w:val="21"/>
+        </w:rPr>
+        <w:t xml:space="preserve">Answer:</w:t>
+      </w:r>
+    </w:p>
+    <w:p>
+      <w:pPr>
+        <w:pBdr>
+          <w:bottom w:val="single" w:color="AFBECC" w:sz="6"/>
+        </w:pBdr>
+        <w:spacing w:after="30" w:before="150"/>
+      </w:pPr>
+      <w:r>
+        <w:t xml:space="preserve"/>
+      </w:r>
+    </w:p>
+    <w:p>
+      <w:pPr>
+        <w:spacing w:after="80"/>
+      </w:pPr>
+      <w:r>
+        <w:t xml:space="preserve"/>
+      </w:r>
+    </w:p>
+    <w:tbl>
+      <w:tblPr>
+        <w:tblW w:type="pct" w:w="100%"/>
+        <w:tblBorders>
+          <w:top w:val="single" w:color="BBD0DE" w:sz="8"/>
+          <w:left w:val="single" w:color="BBD0DE" w:sz="8"/>
+          <w:bottom w:val="single" w:color="BBD0DE" w:sz="8"/>
+          <w:right w:val="single" w:color="BBD0DE" w:sz="8"/>
+          <w:insideH w:val="single" w:color="auto" w:sz="4"/>
+          <w:insideV w:val="single" w:color="auto" w:sz="4"/>
+        </w:tblBorders>
+      </w:tblPr>
+      <w:tblGrid>
+        <w:gridCol w:w="100"/>
+      </w:tblGrid>
+      <w:tr>
+        <w:tc>
+          <w:tcPr>
+            <w:shd w:fill="EEF4F8" w:color="auto" w:val="clear"/>
+            <w:tcMar>
+              <w:top w:type="dxa" w:w="120"/>
+              <w:left w:type="dxa" w:w="180"/>
+              <w:bottom w:type="dxa" w:w="120"/>
+              <w:right w:type="dxa" w:w="180"/>
+            </w:tcMar>
+          </w:tcPr>
+          <w:p>
+            <w:pPr>
               <w:spacing w:after="60"/>
             </w:pPr>
             <w:r>
@@ -4131,6 +5427,97 @@
           <w:szCs w:val="19"/>
         </w:rPr>
         <w:t xml:space="preserve">  — V = 11 × 5 × 4 = 220 cubic inches. Remember: volume uses cubic units (in³).</w:t>
+      </w:r>
+    </w:p>
+    <w:p>
+      <w:pPr>
+        <w:pStyle w:val="Heading2"/>
+        <w:spacing w:after="80" w:before="180"/>
+      </w:pPr>
+      <w:r>
+        <w:rPr>
+          <w:b/>
+          <w:bCs/>
+          <w:color w:val="12355B"/>
+          <w:sz w:val="24"/>
+          <w:szCs w:val="24"/>
+        </w:rPr>
+        <w:t xml:space="preserve">Math Writing Criteria</w:t>
+      </w:r>
+    </w:p>
+    <w:p>
+      <w:pPr>
+        <w:spacing w:after="100"/>
+      </w:pPr>
+      <w:r>
+        <w:rPr>
+          <w:i/>
+          <w:iCs/>
+          <w:color w:val="5F6F80"/>
+          <w:sz w:val="19"/>
+          <w:szCs w:val="19"/>
+        </w:rPr>
+        <w:t xml:space="preserve">The support level changes the amount of language scaffolding, not the mathematical expectation.</w:t>
+      </w:r>
+    </w:p>
+    <w:p>
+      <w:pPr>
+        <w:spacing w:after="80"/>
+      </w:pPr>
+      <w:r>
+        <w:rPr>
+          <w:sz w:val="20"/>
+          <w:szCs w:val="20"/>
+        </w:rPr>
+        <w:t xml:space="preserve">☐  I answered the question.</w:t>
+      </w:r>
+    </w:p>
+    <w:p>
+      <w:pPr>
+        <w:spacing w:after="80"/>
+      </w:pPr>
+      <w:r>
+        <w:rPr>
+          <w:sz w:val="20"/>
+          <w:szCs w:val="20"/>
+        </w:rPr>
+        <w:t xml:space="preserve">☐  I used math evidence: numbers, an equation, a model, or a comparison.</w:t>
+      </w:r>
+    </w:p>
+    <w:p>
+      <w:pPr>
+        <w:spacing w:after="80"/>
+      </w:pPr>
+      <w:r>
+        <w:rPr>
+          <w:sz w:val="20"/>
+          <w:szCs w:val="20"/>
+        </w:rPr>
+        <w:t xml:space="preserve">☐  I explained how the evidence proves my answer.</w:t>
+      </w:r>
+    </w:p>
+    <w:p>
+      <w:pPr>
+        <w:spacing w:after="80"/>
+      </w:pPr>
+      <w:r>
+        <w:rPr>
+          <w:sz w:val="20"/>
+          <w:szCs w:val="20"/>
+        </w:rPr>
+        <w:t xml:space="preserve">☐  I used at least two math words.</w:t>
+      </w:r>
+    </w:p>
+    <w:p>
+      <w:pPr>
+        <w:spacing w:after="80"/>
+      </w:pPr>
+      <w:r>
+        <w:rPr>
+          <w:sz w:val="20"/>
+          <w:szCs w:val="20"/>
+        </w:rPr>
+        <w:t xml:space="preserve">☐  I reread complete sentences and punctuation.</w:t>
       </w:r>
     </w:p>
     <w:sectPr>

--- a/lessons/10-1/downloads/10-1-notes-teacher.docx
+++ b/lessons/10-1/downloads/10-1-notes-teacher.docx
@@ -366,7 +366,7 @@
           </w:p>
           <w:p>
             <w:pPr>
-              <w:spacing w:after="0"/>
+              <w:spacing w:after="40"/>
             </w:pPr>
             <w:r>
               <w:rPr>
@@ -376,262 +376,29 @@
               <w:t xml:space="preserve">A job someone is trained to do, like chef, nurse, or carpenter.</w:t>
             </w:r>
           </w:p>
-        </w:tc>
-      </w:tr>
-    </w:tbl>
-    <w:tbl>
-      <w:tblPr>
-        <w:tblW w:type="pct" w:w="100%"/>
-        <w:tblBorders>
-          <w:top w:val="none" w:color="FFFFFF" w:sz="0"/>
-          <w:left w:val="none" w:color="FFFFFF" w:sz="0"/>
-          <w:bottom w:val="single" w:color="C7D2DD" w:sz="4"/>
-          <w:right w:val="none" w:color="FFFFFF" w:sz="0"/>
-          <w:insideH w:val="none" w:color="FFFFFF" w:sz="0"/>
-          <w:insideV w:val="none" w:color="FFFFFF" w:sz="0"/>
-        </w:tblBorders>
-      </w:tblPr>
-      <w:tblGrid>
-        <w:gridCol w:w="1800"/>
-        <w:gridCol w:w="7560"/>
-      </w:tblGrid>
-      <w:tr>
-        <w:trPr>
-          <w:cantSplit/>
-        </w:trPr>
-        <w:tc>
-          <w:tcPr>
-            <w:tcW w:type="dxa" w:w="1800"/>
-            <w:tcMar>
-              <w:top w:type="dxa" w:w="100"/>
-              <w:left w:type="dxa" w:w="40"/>
-              <w:bottom w:type="dxa" w:w="100"/>
-              <w:right w:type="dxa" w:w="120"/>
-            </w:tcMar>
-            <w:vAlign w:val="center"/>
-          </w:tcPr>
           <w:p>
             <w:pPr>
               <w:spacing w:after="0"/>
-              <w:jc w:val="center"/>
-            </w:pPr>
-            <w:r>
-              <w:drawing>
-                <wp:inline distT="0" distB="0" distL="0" distR="0">
-                  <wp:extent cx="1047750" cy="790575"/>
-                  <wp:effectExtent t="0" r="0" b="0" l="0"/>
-                  <wp:docPr id="1" name="" descr="" title=""/>
-                  <wp:cNvGraphicFramePr>
-                    <a:graphicFrameLocks xmlns:a="http://schemas.openxmlformats.org/drawingml/2006/main" noChangeAspect="1"/>
-                  </wp:cNvGraphicFramePr>
-                  <a:graphic xmlns:a="http://schemas.openxmlformats.org/drawingml/2006/main">
-                    <a:graphicData uri="http://schemas.openxmlformats.org/drawingml/2006/picture">
-                      <pic:pic xmlns:pic="http://schemas.openxmlformats.org/drawingml/2006/picture">
-                        <pic:nvPicPr>
-                          <pic:cNvPr id="0" name="" descr=""/>
-                          <pic:cNvPicPr>
-                            <a:picLocks noChangeAspect="1" noChangeArrowheads="1"/>
-                          </pic:cNvPicPr>
-                        </pic:nvPicPr>
-                        <pic:blipFill>
-                          <a:blip r:embed="rId9" cstate="none"/>
-                          <a:srcRect/>
-                          <a:stretch>
-                            <a:fillRect/>
-                          </a:stretch>
-                        </pic:blipFill>
-                        <pic:spPr bwMode="auto">
-                          <a:xfrm>
-                            <a:off x="0" y="0"/>
-                            <a:ext cx="1047750" cy="790575"/>
-                          </a:xfrm>
-                          <a:prstGeom prst="rect">
-                            <a:avLst/>
-                          </a:prstGeom>
-                        </pic:spPr>
-                      </pic:pic>
-                    </a:graphicData>
-                  </a:graphic>
-                </wp:inline>
-              </w:drawing>
-            </w:r>
-          </w:p>
-        </w:tc>
-        <w:tc>
-          <w:tcPr>
-            <w:tcW w:type="dxa" w:w="7560"/>
-            <w:tcMar>
-              <w:top w:type="dxa" w:w="100"/>
-              <w:left w:type="dxa" w:w="40"/>
-              <w:bottom w:type="dxa" w:w="100"/>
-              <w:right w:type="dxa" w:w="40"/>
-            </w:tcMar>
-            <w:vAlign w:val="center"/>
-          </w:tcPr>
-          <w:p>
-            <w:pPr>
-              <w:spacing w:after="50"/>
             </w:pPr>
             <w:r>
               <w:rPr>
                 <w:b/>
                 <w:bCs/>
-                <w:color w:val="12355B"/>
-                <w:sz w:val="24"/>
-                <w:szCs w:val="24"/>
+                <w:color w:val="1FA6A2"/>
+                <w:sz w:val="18"/>
+                <w:szCs w:val="18"/>
               </w:rPr>
-              <w:t xml:space="preserve">inventory</w:t>
+              <w:t xml:space="preserve">Example:  </w:t>
             </w:r>
             <w:r>
               <w:rPr>
                 <w:i/>
                 <w:iCs/>
                 <w:color w:val="5F6F80"/>
-                <w:sz w:val="19"/>
-                <w:szCs w:val="19"/>
+                <w:sz w:val="18"/>
+                <w:szCs w:val="18"/>
               </w:rPr>
-              <w:t xml:space="preserve">   inventario</w:t>
-            </w:r>
-          </w:p>
-          <w:p>
-            <w:pPr>
-              <w:spacing w:after="0"/>
-            </w:pPr>
-            <w:r>
-              <w:rPr>
-                <w:sz w:val="21"/>
-                <w:szCs w:val="21"/>
-              </w:rPr>
-              <w:t xml:space="preserve">The supply of items a business keeps on hand, tracked by counting.</w:t>
-            </w:r>
-          </w:p>
-        </w:tc>
-      </w:tr>
-    </w:tbl>
-    <w:tbl>
-      <w:tblPr>
-        <w:tblW w:type="pct" w:w="100%"/>
-        <w:tblBorders>
-          <w:top w:val="none" w:color="FFFFFF" w:sz="0"/>
-          <w:left w:val="none" w:color="FFFFFF" w:sz="0"/>
-          <w:bottom w:val="single" w:color="C7D2DD" w:sz="4"/>
-          <w:right w:val="none" w:color="FFFFFF" w:sz="0"/>
-          <w:insideH w:val="none" w:color="FFFFFF" w:sz="0"/>
-          <w:insideV w:val="none" w:color="FFFFFF" w:sz="0"/>
-        </w:tblBorders>
-      </w:tblPr>
-      <w:tblGrid>
-        <w:gridCol w:w="1800"/>
-        <w:gridCol w:w="7560"/>
-      </w:tblGrid>
-      <w:tr>
-        <w:trPr>
-          <w:cantSplit/>
-        </w:trPr>
-        <w:tc>
-          <w:tcPr>
-            <w:tcW w:type="dxa" w:w="1800"/>
-            <w:tcMar>
-              <w:top w:type="dxa" w:w="100"/>
-              <w:left w:type="dxa" w:w="40"/>
-              <w:bottom w:type="dxa" w:w="100"/>
-              <w:right w:type="dxa" w:w="120"/>
-            </w:tcMar>
-            <w:vAlign w:val="center"/>
-          </w:tcPr>
-          <w:p>
-            <w:pPr>
-              <w:spacing w:after="0"/>
-              <w:jc w:val="center"/>
-            </w:pPr>
-            <w:r>
-              <w:drawing>
-                <wp:inline distT="0" distB="0" distL="0" distR="0">
-                  <wp:extent cx="1047750" cy="790575"/>
-                  <wp:effectExtent t="0" r="0" b="0" l="0"/>
-                  <wp:docPr id="1" name="" descr="" title=""/>
-                  <wp:cNvGraphicFramePr>
-                    <a:graphicFrameLocks xmlns:a="http://schemas.openxmlformats.org/drawingml/2006/main" noChangeAspect="1"/>
-                  </wp:cNvGraphicFramePr>
-                  <a:graphic xmlns:a="http://schemas.openxmlformats.org/drawingml/2006/main">
-                    <a:graphicData uri="http://schemas.openxmlformats.org/drawingml/2006/picture">
-                      <pic:pic xmlns:pic="http://schemas.openxmlformats.org/drawingml/2006/picture">
-                        <pic:nvPicPr>
-                          <pic:cNvPr id="0" name="" descr=""/>
-                          <pic:cNvPicPr>
-                            <a:picLocks noChangeAspect="1" noChangeArrowheads="1"/>
-                          </pic:cNvPicPr>
-                        </pic:nvPicPr>
-                        <pic:blipFill>
-                          <a:blip r:embed="rId9" cstate="none"/>
-                          <a:srcRect/>
-                          <a:stretch>
-                            <a:fillRect/>
-                          </a:stretch>
-                        </pic:blipFill>
-                        <pic:spPr bwMode="auto">
-                          <a:xfrm>
-                            <a:off x="0" y="0"/>
-                            <a:ext cx="1047750" cy="790575"/>
-                          </a:xfrm>
-                          <a:prstGeom prst="rect">
-                            <a:avLst/>
-                          </a:prstGeom>
-                        </pic:spPr>
-                      </pic:pic>
-                    </a:graphicData>
-                  </a:graphic>
-                </wp:inline>
-              </w:drawing>
-            </w:r>
-          </w:p>
-        </w:tc>
-        <w:tc>
-          <w:tcPr>
-            <w:tcW w:type="dxa" w:w="7560"/>
-            <w:tcMar>
-              <w:top w:type="dxa" w:w="100"/>
-              <w:left w:type="dxa" w:w="40"/>
-              <w:bottom w:type="dxa" w:w="100"/>
-              <w:right w:type="dxa" w:w="40"/>
-            </w:tcMar>
-            <w:vAlign w:val="center"/>
-          </w:tcPr>
-          <w:p>
-            <w:pPr>
-              <w:spacing w:after="50"/>
-            </w:pPr>
-            <w:r>
-              <w:rPr>
-                <w:b/>
-                <w:bCs/>
-                <w:color w:val="12355B"/>
-                <w:sz w:val="24"/>
-                <w:szCs w:val="24"/>
-              </w:rPr>
-              <w:t xml:space="preserve">portion</w:t>
-            </w:r>
-            <w:r>
-              <w:rPr>
-                <w:i/>
-                <w:iCs/>
-                <w:color w:val="5F6F80"/>
-                <w:sz w:val="19"/>
-                <w:szCs w:val="19"/>
-              </w:rPr>
-              <w:t xml:space="preserve">   porción</w:t>
-            </w:r>
-          </w:p>
-          <w:p>
-            <w:pPr>
-              <w:spacing w:after="0"/>
-            </w:pPr>
-            <w:r>
-              <w:rPr>
-                <w:sz w:val="21"/>
-                <w:szCs w:val="21"/>
-              </w:rPr>
-              <w:t xml:space="preserve">The measured amount of food served to one person.</w:t>
+              <w:t xml:space="preserve">A chef prices a menu; a nurse measures a dose; a carpenter cuts to length.</w:t>
             </w:r>
           </w:p>
         </w:tc>
@@ -738,7 +505,7 @@
                 <w:sz w:val="24"/>
                 <w:szCs w:val="24"/>
               </w:rPr>
-              <w:t xml:space="preserve">area</w:t>
+              <w:t xml:space="preserve">inventory</w:t>
             </w:r>
             <w:r>
               <w:rPr>
@@ -748,19 +515,44 @@
                 <w:sz w:val="19"/>
                 <w:szCs w:val="19"/>
               </w:rPr>
-              <w:t xml:space="preserve">   área</w:t>
-            </w:r>
-          </w:p>
-          <w:p>
-            <w:pPr>
-              <w:spacing w:after="0"/>
+              <w:t xml:space="preserve">   inventario</w:t>
+            </w:r>
+          </w:p>
+          <w:p>
+            <w:pPr>
+              <w:spacing w:after="40"/>
             </w:pPr>
             <w:r>
               <w:rPr>
                 <w:sz w:val="21"/>
                 <w:szCs w:val="21"/>
               </w:rPr>
-              <w:t xml:space="preserve">The amount of flat space a surface covers, measured in square units.</w:t>
+              <w:t xml:space="preserve">The supply of items a business keeps on hand, tracked by counting.</w:t>
+            </w:r>
+          </w:p>
+          <w:p>
+            <w:pPr>
+              <w:spacing w:after="0"/>
+            </w:pPr>
+            <w:r>
+              <w:rPr>
+                <w:b/>
+                <w:bCs/>
+                <w:color w:val="1FA6A2"/>
+                <w:sz w:val="18"/>
+                <w:szCs w:val="18"/>
+              </w:rPr>
+              <w:t xml:space="preserve">Example:  </w:t>
+            </w:r>
+            <w:r>
+              <w:rPr>
+                <w:i/>
+                <w:iCs/>
+                <w:color w:val="5F6F80"/>
+                <w:sz w:val="18"/>
+                <w:szCs w:val="18"/>
+              </w:rPr>
+              <w:t xml:space="preserve">The kitchen counts 40 lb of flour and 12 dozen eggs on hand.</w:t>
             </w:r>
           </w:p>
         </w:tc>
@@ -867,6 +659,314 @@
                 <w:sz w:val="24"/>
                 <w:szCs w:val="24"/>
               </w:rPr>
+              <w:t xml:space="preserve">portion</w:t>
+            </w:r>
+            <w:r>
+              <w:rPr>
+                <w:i/>
+                <w:iCs/>
+                <w:color w:val="5F6F80"/>
+                <w:sz w:val="19"/>
+                <w:szCs w:val="19"/>
+              </w:rPr>
+              <w:t xml:space="preserve">   porción</w:t>
+            </w:r>
+          </w:p>
+          <w:p>
+            <w:pPr>
+              <w:spacing w:after="40"/>
+            </w:pPr>
+            <w:r>
+              <w:rPr>
+                <w:sz w:val="21"/>
+                <w:szCs w:val="21"/>
+              </w:rPr>
+              <w:t xml:space="preserve">The measured amount of food served to one person.</w:t>
+            </w:r>
+          </w:p>
+          <w:p>
+            <w:pPr>
+              <w:spacing w:after="0"/>
+            </w:pPr>
+            <w:r>
+              <w:rPr>
+                <w:b/>
+                <w:bCs/>
+                <w:color w:val="1FA6A2"/>
+                <w:sz w:val="18"/>
+                <w:szCs w:val="18"/>
+              </w:rPr>
+              <w:t xml:space="preserve">Example:  </w:t>
+            </w:r>
+            <w:r>
+              <w:rPr>
+                <w:i/>
+                <w:iCs/>
+                <w:color w:val="5F6F80"/>
+                <w:sz w:val="18"/>
+                <w:szCs w:val="18"/>
+              </w:rPr>
+              <w:t xml:space="preserve">Each bowl of soup uses 2 cups of broth — one person's serving.</w:t>
+            </w:r>
+          </w:p>
+        </w:tc>
+      </w:tr>
+    </w:tbl>
+    <w:tbl>
+      <w:tblPr>
+        <w:tblW w:type="pct" w:w="100%"/>
+        <w:tblBorders>
+          <w:top w:val="none" w:color="FFFFFF" w:sz="0"/>
+          <w:left w:val="none" w:color="FFFFFF" w:sz="0"/>
+          <w:bottom w:val="single" w:color="C7D2DD" w:sz="4"/>
+          <w:right w:val="none" w:color="FFFFFF" w:sz="0"/>
+          <w:insideH w:val="none" w:color="FFFFFF" w:sz="0"/>
+          <w:insideV w:val="none" w:color="FFFFFF" w:sz="0"/>
+        </w:tblBorders>
+      </w:tblPr>
+      <w:tblGrid>
+        <w:gridCol w:w="1800"/>
+        <w:gridCol w:w="7560"/>
+      </w:tblGrid>
+      <w:tr>
+        <w:trPr>
+          <w:cantSplit/>
+        </w:trPr>
+        <w:tc>
+          <w:tcPr>
+            <w:tcW w:type="dxa" w:w="1800"/>
+            <w:tcMar>
+              <w:top w:type="dxa" w:w="100"/>
+              <w:left w:type="dxa" w:w="40"/>
+              <w:bottom w:type="dxa" w:w="100"/>
+              <w:right w:type="dxa" w:w="120"/>
+            </w:tcMar>
+            <w:vAlign w:val="center"/>
+          </w:tcPr>
+          <w:p>
+            <w:pPr>
+              <w:spacing w:after="0"/>
+              <w:jc w:val="center"/>
+            </w:pPr>
+            <w:r>
+              <w:drawing>
+                <wp:inline distT="0" distB="0" distL="0" distR="0">
+                  <wp:extent cx="1047750" cy="790575"/>
+                  <wp:effectExtent t="0" r="0" b="0" l="0"/>
+                  <wp:docPr id="1" name="" descr="" title=""/>
+                  <wp:cNvGraphicFramePr>
+                    <a:graphicFrameLocks xmlns:a="http://schemas.openxmlformats.org/drawingml/2006/main" noChangeAspect="1"/>
+                  </wp:cNvGraphicFramePr>
+                  <a:graphic xmlns:a="http://schemas.openxmlformats.org/drawingml/2006/main">
+                    <a:graphicData uri="http://schemas.openxmlformats.org/drawingml/2006/picture">
+                      <pic:pic xmlns:pic="http://schemas.openxmlformats.org/drawingml/2006/picture">
+                        <pic:nvPicPr>
+                          <pic:cNvPr id="0" name="" descr=""/>
+                          <pic:cNvPicPr>
+                            <a:picLocks noChangeAspect="1" noChangeArrowheads="1"/>
+                          </pic:cNvPicPr>
+                        </pic:nvPicPr>
+                        <pic:blipFill>
+                          <a:blip r:embed="rId12" cstate="none"/>
+                          <a:srcRect/>
+                          <a:stretch>
+                            <a:fillRect/>
+                          </a:stretch>
+                        </pic:blipFill>
+                        <pic:spPr bwMode="auto">
+                          <a:xfrm>
+                            <a:off x="0" y="0"/>
+                            <a:ext cx="1047750" cy="790575"/>
+                          </a:xfrm>
+                          <a:prstGeom prst="rect">
+                            <a:avLst/>
+                          </a:prstGeom>
+                        </pic:spPr>
+                      </pic:pic>
+                    </a:graphicData>
+                  </a:graphic>
+                </wp:inline>
+              </w:drawing>
+            </w:r>
+          </w:p>
+        </w:tc>
+        <w:tc>
+          <w:tcPr>
+            <w:tcW w:type="dxa" w:w="7560"/>
+            <w:tcMar>
+              <w:top w:type="dxa" w:w="100"/>
+              <w:left w:type="dxa" w:w="40"/>
+              <w:bottom w:type="dxa" w:w="100"/>
+              <w:right w:type="dxa" w:w="40"/>
+            </w:tcMar>
+            <w:vAlign w:val="center"/>
+          </w:tcPr>
+          <w:p>
+            <w:pPr>
+              <w:spacing w:after="50"/>
+            </w:pPr>
+            <w:r>
+              <w:rPr>
+                <w:b/>
+                <w:bCs/>
+                <w:color w:val="12355B"/>
+                <w:sz w:val="24"/>
+                <w:szCs w:val="24"/>
+              </w:rPr>
+              <w:t xml:space="preserve">area</w:t>
+            </w:r>
+            <w:r>
+              <w:rPr>
+                <w:i/>
+                <w:iCs/>
+                <w:color w:val="5F6F80"/>
+                <w:sz w:val="19"/>
+                <w:szCs w:val="19"/>
+              </w:rPr>
+              <w:t xml:space="preserve">   área</w:t>
+            </w:r>
+          </w:p>
+          <w:p>
+            <w:pPr>
+              <w:spacing w:after="40"/>
+            </w:pPr>
+            <w:r>
+              <w:rPr>
+                <w:sz w:val="21"/>
+                <w:szCs w:val="21"/>
+              </w:rPr>
+              <w:t xml:space="preserve">The amount of flat space a surface covers, measured in square units.</w:t>
+            </w:r>
+          </w:p>
+          <w:p>
+            <w:pPr>
+              <w:spacing w:after="0"/>
+            </w:pPr>
+            <w:r>
+              <w:rPr>
+                <w:b/>
+                <w:bCs/>
+                <w:color w:val="1FA6A2"/>
+                <w:sz w:val="18"/>
+                <w:szCs w:val="18"/>
+              </w:rPr>
+              <w:t xml:space="preserve">Example:  </w:t>
+            </w:r>
+            <w:r>
+              <w:rPr>
+                <w:i/>
+                <w:iCs/>
+                <w:color w:val="5F6F80"/>
+                <w:sz w:val="18"/>
+                <w:szCs w:val="18"/>
+              </w:rPr>
+              <w:t xml:space="preserve">A 4 ft by 2 ft planter covers 8 square feet of ground.</w:t>
+            </w:r>
+          </w:p>
+        </w:tc>
+      </w:tr>
+    </w:tbl>
+    <w:tbl>
+      <w:tblPr>
+        <w:tblW w:type="pct" w:w="100%"/>
+        <w:tblBorders>
+          <w:top w:val="none" w:color="FFFFFF" w:sz="0"/>
+          <w:left w:val="none" w:color="FFFFFF" w:sz="0"/>
+          <w:bottom w:val="single" w:color="C7D2DD" w:sz="4"/>
+          <w:right w:val="none" w:color="FFFFFF" w:sz="0"/>
+          <w:insideH w:val="none" w:color="FFFFFF" w:sz="0"/>
+          <w:insideV w:val="none" w:color="FFFFFF" w:sz="0"/>
+        </w:tblBorders>
+      </w:tblPr>
+      <w:tblGrid>
+        <w:gridCol w:w="1800"/>
+        <w:gridCol w:w="7560"/>
+      </w:tblGrid>
+      <w:tr>
+        <w:trPr>
+          <w:cantSplit/>
+        </w:trPr>
+        <w:tc>
+          <w:tcPr>
+            <w:tcW w:type="dxa" w:w="1800"/>
+            <w:tcMar>
+              <w:top w:type="dxa" w:w="100"/>
+              <w:left w:type="dxa" w:w="40"/>
+              <w:bottom w:type="dxa" w:w="100"/>
+              <w:right w:type="dxa" w:w="120"/>
+            </w:tcMar>
+            <w:vAlign w:val="center"/>
+          </w:tcPr>
+          <w:p>
+            <w:pPr>
+              <w:spacing w:after="0"/>
+              <w:jc w:val="center"/>
+            </w:pPr>
+            <w:r>
+              <w:drawing>
+                <wp:inline distT="0" distB="0" distL="0" distR="0">
+                  <wp:extent cx="1047750" cy="790575"/>
+                  <wp:effectExtent t="0" r="0" b="0" l="0"/>
+                  <wp:docPr id="1" name="" descr="" title=""/>
+                  <wp:cNvGraphicFramePr>
+                    <a:graphicFrameLocks xmlns:a="http://schemas.openxmlformats.org/drawingml/2006/main" noChangeAspect="1"/>
+                  </wp:cNvGraphicFramePr>
+                  <a:graphic xmlns:a="http://schemas.openxmlformats.org/drawingml/2006/main">
+                    <a:graphicData uri="http://schemas.openxmlformats.org/drawingml/2006/picture">
+                      <pic:pic xmlns:pic="http://schemas.openxmlformats.org/drawingml/2006/picture">
+                        <pic:nvPicPr>
+                          <pic:cNvPr id="0" name="" descr=""/>
+                          <pic:cNvPicPr>
+                            <a:picLocks noChangeAspect="1" noChangeArrowheads="1"/>
+                          </pic:cNvPicPr>
+                        </pic:nvPicPr>
+                        <pic:blipFill>
+                          <a:blip r:embed="rId13" cstate="none"/>
+                          <a:srcRect/>
+                          <a:stretch>
+                            <a:fillRect/>
+                          </a:stretch>
+                        </pic:blipFill>
+                        <pic:spPr bwMode="auto">
+                          <a:xfrm>
+                            <a:off x="0" y="0"/>
+                            <a:ext cx="1047750" cy="790575"/>
+                          </a:xfrm>
+                          <a:prstGeom prst="rect">
+                            <a:avLst/>
+                          </a:prstGeom>
+                        </pic:spPr>
+                      </pic:pic>
+                    </a:graphicData>
+                  </a:graphic>
+                </wp:inline>
+              </w:drawing>
+            </w:r>
+          </w:p>
+        </w:tc>
+        <w:tc>
+          <w:tcPr>
+            <w:tcW w:type="dxa" w:w="7560"/>
+            <w:tcMar>
+              <w:top w:type="dxa" w:w="100"/>
+              <w:left w:type="dxa" w:w="40"/>
+              <w:bottom w:type="dxa" w:w="100"/>
+              <w:right w:type="dxa" w:w="40"/>
+            </w:tcMar>
+            <w:vAlign w:val="center"/>
+          </w:tcPr>
+          <w:p>
+            <w:pPr>
+              <w:spacing w:after="50"/>
+            </w:pPr>
+            <w:r>
+              <w:rPr>
+                <w:b/>
+                <w:bCs/>
+                <w:color w:val="12355B"/>
+                <w:sz w:val="24"/>
+                <w:szCs w:val="24"/>
+              </w:rPr>
               <w:t xml:space="preserve">volume</w:t>
             </w:r>
             <w:r>
@@ -882,7 +982,7 @@
           </w:p>
           <w:p>
             <w:pPr>
-              <w:spacing w:after="0"/>
+              <w:spacing w:after="40"/>
             </w:pPr>
             <w:r>
               <w:rPr>
@@ -890,6 +990,31 @@
                 <w:szCs w:val="21"/>
               </w:rPr>
               <w:t xml:space="preserve">The amount of space something fills, measured in cubic units.</w:t>
+            </w:r>
+          </w:p>
+          <w:p>
+            <w:pPr>
+              <w:spacing w:after="0"/>
+            </w:pPr>
+            <w:r>
+              <w:rPr>
+                <w:b/>
+                <w:bCs/>
+                <w:color w:val="1FA6A2"/>
+                <w:sz w:val="18"/>
+                <w:szCs w:val="18"/>
+              </w:rPr>
+              <w:t xml:space="preserve">Example:  </w:t>
+            </w:r>
+            <w:r>
+              <w:rPr>
+                <w:i/>
+                <w:iCs/>
+                <w:color w:val="5F6F80"/>
+                <w:sz w:val="18"/>
+                <w:szCs w:val="18"/>
+              </w:rPr>
+              <w:t xml:space="preserve">4 ft × 2 ft × 1 ft of soil = 8 cubic feet.</w:t>
             </w:r>
           </w:p>
         </w:tc>
@@ -1014,7 +1139,7 @@
           <w:sz w:val="22"/>
           <w:szCs w:val="22"/>
         </w:rPr>
-        <w:t xml:space="preserve">__________  —  A job someone is trained to do, like chef, nurse, or carpenter.</w:t>
+        <w:t xml:space="preserve">A job someone is trained to do, like chef or nurse, is a ___.</w:t>
       </w:r>
     </w:p>
     <w:p>
@@ -1036,7 +1161,7 @@
           <w:sz w:val="22"/>
           <w:szCs w:val="22"/>
         </w:rPr>
-        <w:t xml:space="preserve">__________  —  The supply of items a business keeps on hand, tracked by counting.</w:t>
+        <w:t xml:space="preserve">The supply a business keeps on hand, tracked by counting, is its ___.</w:t>
       </w:r>
     </w:p>
     <w:p>
@@ -1058,7 +1183,7 @@
           <w:sz w:val="22"/>
           <w:szCs w:val="22"/>
         </w:rPr>
-        <w:t xml:space="preserve">__________  —  The measured amount of food served to one person.</w:t>
+        <w:t xml:space="preserve">The measured amount of food served to one person is a ___.</w:t>
       </w:r>
     </w:p>
     <w:p>
@@ -1080,7 +1205,7 @@
           <w:sz w:val="22"/>
           <w:szCs w:val="22"/>
         </w:rPr>
-        <w:t xml:space="preserve">__________  —  The amount of flat space a surface covers, measured in square units.</w:t>
+        <w:t xml:space="preserve">The flat space a surface covers, in square units, is its ___.</w:t>
       </w:r>
     </w:p>
     <w:p>
@@ -1102,7 +1227,7 @@
           <w:sz w:val="22"/>
           <w:szCs w:val="22"/>
         </w:rPr>
-        <w:t xml:space="preserve">__________  —  The amount of space something fills, measured in cubic units.</w:t>
+        <w:t xml:space="preserve">The space something fills, in cubic units, is its ___.</w:t>
       </w:r>
     </w:p>
     <w:p>
@@ -2486,7 +2611,7 @@
                 <w:sz w:val="21"/>
                 <w:szCs w:val="21"/>
               </w:rPr>
-              <w:t xml:space="preserve">Some people think math is just a school subject with little relevance outside the classroom. But math is everywhere — chefs use it all day in restaurant kitchens, gardeners use it in planter beds, and it is hiding in jobs and hobbies all around you.</w:t>
+              <w:t xml:space="preserve">Some people think math is just a school subject with little relevance outside the classroom. But math is everywhere — chefs use it all day in restaurant kitchens, gardeners use it in planter beds, and it is hiding in jobs and hobbies all around you. A chef scales a recipe up for forty covers and works out how much stock to order. A gardener measures a planter bed and calculates the soil needed to fill it. Today you will name the math hiding inside jobs like these, and you will do some of it yourself — area, volume, rates, and estimates that have to be close enough to act on.</w:t>
             </w:r>
           </w:p>
         </w:tc>

--- a/lessons/10-1/downloads/10-1-notes-teacher.docx
+++ b/lessons/10-1/downloads/10-1-notes-teacher.docx
@@ -219,10 +219,12 @@
     <w:p>
       <w:pPr>
         <w:pStyle w:val="Heading1"/>
+        <w:keepNext/>
+        <w:keepLines/>
         <w:pBdr>
           <w:bottom w:val="single" w:color="1FA6A2" w:sz="14" w:space="6"/>
         </w:pBdr>
-        <w:spacing w:after="140" w:before="260"/>
+        <w:spacing w:after="140" w:before="300"/>
       </w:pPr>
       <w:r>
         <w:rPr>
@@ -1023,10 +1025,12 @@
     <w:p>
       <w:pPr>
         <w:pStyle w:val="Heading1"/>
+        <w:keepNext/>
+        <w:keepLines/>
         <w:pBdr>
           <w:bottom w:val="single" w:color="1FA6A2" w:sz="14" w:space="6"/>
         </w:pBdr>
-        <w:spacing w:after="140" w:before="260"/>
+        <w:spacing w:after="140" w:before="300"/>
       </w:pPr>
       <w:r>
         <w:rPr>
@@ -1122,7 +1126,8 @@
     </w:p>
     <w:p>
       <w:pPr>
-        <w:spacing w:after="120" w:before="80"/>
+        <w:keepLines/>
+        <w:spacing w:after="260" w:before="200"/>
       </w:pPr>
       <w:r>
         <w:rPr>
@@ -1139,34 +1144,27 @@
           <w:sz w:val="22"/>
           <w:szCs w:val="22"/>
         </w:rPr>
-        <w:t xml:space="preserve">A job someone is trained to do, like chef or nurse, is a ___.</w:t>
-      </w:r>
-    </w:p>
-    <w:p>
-      <w:pPr>
-        <w:spacing w:after="120" w:before="80"/>
-      </w:pPr>
-      <w:r>
-        <w:rPr>
-          <w:b/>
-          <w:bCs/>
-          <w:color w:val="12355B"/>
+        <w:t xml:space="preserve">A job someone is trained to do, like chef or nurse, is a </w:t>
+      </w:r>
+      <w:r>
+        <w:rPr>
           <w:sz w:val="22"/>
           <w:szCs w:val="22"/>
         </w:rPr>
-        <w:t xml:space="preserve">2.  </w:t>
+        <w:t xml:space="preserve">________________</w:t>
       </w:r>
       <w:r>
         <w:rPr>
           <w:sz w:val="22"/>
           <w:szCs w:val="22"/>
         </w:rPr>
-        <w:t xml:space="preserve">The supply a business keeps on hand, tracked by counting, is its ___.</w:t>
-      </w:r>
-    </w:p>
-    <w:p>
-      <w:pPr>
-        <w:spacing w:after="120" w:before="80"/>
+        <w:t xml:space="preserve">.</w:t>
+      </w:r>
+    </w:p>
+    <w:p>
+      <w:pPr>
+        <w:keepLines/>
+        <w:spacing w:after="260" w:before="200"/>
       </w:pPr>
       <w:r>
         <w:rPr>
@@ -1176,41 +1174,34 @@
           <w:sz w:val="22"/>
           <w:szCs w:val="22"/>
         </w:rPr>
-        <w:t xml:space="preserve">3.  </w:t>
+        <w:t xml:space="preserve">2.  </w:t>
       </w:r>
       <w:r>
         <w:rPr>
           <w:sz w:val="22"/>
           <w:szCs w:val="22"/>
         </w:rPr>
-        <w:t xml:space="preserve">The measured amount of food served to one person is a ___.</w:t>
-      </w:r>
-    </w:p>
-    <w:p>
-      <w:pPr>
-        <w:spacing w:after="120" w:before="80"/>
-      </w:pPr>
-      <w:r>
-        <w:rPr>
-          <w:b/>
-          <w:bCs/>
-          <w:color w:val="12355B"/>
+        <w:t xml:space="preserve">The supply a business keeps on hand, tracked by counting, is its </w:t>
+      </w:r>
+      <w:r>
+        <w:rPr>
           <w:sz w:val="22"/>
           <w:szCs w:val="22"/>
         </w:rPr>
-        <w:t xml:space="preserve">4.  </w:t>
+        <w:t xml:space="preserve">________________</w:t>
       </w:r>
       <w:r>
         <w:rPr>
           <w:sz w:val="22"/>
           <w:szCs w:val="22"/>
         </w:rPr>
-        <w:t xml:space="preserve">The flat space a surface covers, in square units, is its ___.</w:t>
-      </w:r>
-    </w:p>
-    <w:p>
-      <w:pPr>
-        <w:spacing w:after="120" w:before="80"/>
+        <w:t xml:space="preserve">.</w:t>
+      </w:r>
+    </w:p>
+    <w:p>
+      <w:pPr>
+        <w:keepLines/>
+        <w:spacing w:after="260" w:before="200"/>
       </w:pPr>
       <w:r>
         <w:rPr>
@@ -1220,24 +1211,113 @@
           <w:sz w:val="22"/>
           <w:szCs w:val="22"/>
         </w:rPr>
-        <w:t xml:space="preserve">5.  </w:t>
+        <w:t xml:space="preserve">3.  </w:t>
       </w:r>
       <w:r>
         <w:rPr>
           <w:sz w:val="22"/>
           <w:szCs w:val="22"/>
         </w:rPr>
-        <w:t xml:space="preserve">The space something fills, in cubic units, is its ___.</w:t>
+        <w:t xml:space="preserve">The measured amount of food served to one person is a </w:t>
+      </w:r>
+      <w:r>
+        <w:rPr>
+          <w:sz w:val="22"/>
+          <w:szCs w:val="22"/>
+        </w:rPr>
+        <w:t xml:space="preserve">________________</w:t>
+      </w:r>
+      <w:r>
+        <w:rPr>
+          <w:sz w:val="22"/>
+          <w:szCs w:val="22"/>
+        </w:rPr>
+        <w:t xml:space="preserve">.</w:t>
+      </w:r>
+    </w:p>
+    <w:p>
+      <w:pPr>
+        <w:keepLines/>
+        <w:spacing w:after="260" w:before="200"/>
+      </w:pPr>
+      <w:r>
+        <w:rPr>
+          <w:b/>
+          <w:bCs/>
+          <w:color w:val="12355B"/>
+          <w:sz w:val="22"/>
+          <w:szCs w:val="22"/>
+        </w:rPr>
+        <w:t xml:space="preserve">4.  </w:t>
+      </w:r>
+      <w:r>
+        <w:rPr>
+          <w:sz w:val="22"/>
+          <w:szCs w:val="22"/>
+        </w:rPr>
+        <w:t xml:space="preserve">The flat space a surface covers, in square units, is its </w:t>
+      </w:r>
+      <w:r>
+        <w:rPr>
+          <w:sz w:val="22"/>
+          <w:szCs w:val="22"/>
+        </w:rPr>
+        <w:t xml:space="preserve">________________</w:t>
+      </w:r>
+      <w:r>
+        <w:rPr>
+          <w:sz w:val="22"/>
+          <w:szCs w:val="22"/>
+        </w:rPr>
+        <w:t xml:space="preserve">.</w:t>
+      </w:r>
+    </w:p>
+    <w:p>
+      <w:pPr>
+        <w:keepLines/>
+        <w:spacing w:after="260" w:before="200"/>
+      </w:pPr>
+      <w:r>
+        <w:rPr>
+          <w:b/>
+          <w:bCs/>
+          <w:color w:val="12355B"/>
+          <w:sz w:val="22"/>
+          <w:szCs w:val="22"/>
+        </w:rPr>
+        <w:t xml:space="preserve">5.  </w:t>
+      </w:r>
+      <w:r>
+        <w:rPr>
+          <w:sz w:val="22"/>
+          <w:szCs w:val="22"/>
+        </w:rPr>
+        <w:t xml:space="preserve">The space something fills, in cubic units, is its </w:t>
+      </w:r>
+      <w:r>
+        <w:rPr>
+          <w:sz w:val="22"/>
+          <w:szCs w:val="22"/>
+        </w:rPr>
+        <w:t xml:space="preserve">________________</w:t>
+      </w:r>
+      <w:r>
+        <w:rPr>
+          <w:sz w:val="22"/>
+          <w:szCs w:val="22"/>
+        </w:rPr>
+        <w:t xml:space="preserve">.</w:t>
       </w:r>
     </w:p>
     <w:p>
       <w:pPr>
         <w:pStyle w:val="Heading1"/>
-        <w:pageBreakBefore/>
+        <w:keepNext/>
+        <w:keepLines/>
         <w:pBdr>
           <w:bottom w:val="single" w:color="1FA6A2" w:sz="14" w:space="6"/>
         </w:pBdr>
-        <w:spacing w:after="140" w:before="0"/>
+        <w:spacing w:after="140" w:before="300"/>
       </w:pPr>
       <w:r>
         <w:rPr>
@@ -2518,11 +2598,12 @@
     <w:p>
       <w:pPr>
         <w:pStyle w:val="Heading1"/>
-        <w:pageBreakBefore/>
+        <w:keepNext/>
+        <w:keepLines/>
         <w:pBdr>
           <w:bottom w:val="single" w:color="1FA6A2" w:sz="14" w:space="6"/>
         </w:pBdr>
-        <w:spacing w:after="140" w:before="0"/>
+        <w:spacing w:after="140" w:before="300"/>
       </w:pPr>
       <w:r>
         <w:rPr>
@@ -2775,11 +2856,12 @@
     <w:p>
       <w:pPr>
         <w:pStyle w:val="Heading1"/>
-        <w:pageBreakBefore/>
+        <w:keepNext/>
+        <w:keepLines/>
         <w:pBdr>
           <w:bottom w:val="single" w:color="1FA6A2" w:sz="14" w:space="6"/>
         </w:pBdr>
-        <w:spacing w:after="140" w:before="0"/>
+        <w:spacing w:after="140" w:before="300"/>
       </w:pPr>
       <w:r>
         <w:rPr>
@@ -3500,11 +3582,12 @@
     <w:p>
       <w:pPr>
         <w:pStyle w:val="Heading1"/>
-        <w:pageBreakBefore/>
+        <w:keepNext/>
+        <w:keepLines/>
         <w:pBdr>
           <w:bottom w:val="single" w:color="1FA6A2" w:sz="14" w:space="6"/>
         </w:pBdr>
-        <w:spacing w:after="140" w:before="0"/>
+        <w:spacing w:after="140" w:before="300"/>
       </w:pPr>
       <w:r>
         <w:rPr>
@@ -4305,11 +4388,12 @@
     <w:p>
       <w:pPr>
         <w:pStyle w:val="Heading1"/>
-        <w:pageBreakBefore/>
+        <w:keepNext/>
+        <w:keepLines/>
         <w:pBdr>
           <w:bottom w:val="single" w:color="1FA6A2" w:sz="14" w:space="6"/>
         </w:pBdr>
-        <w:spacing w:after="140" w:before="0"/>
+        <w:spacing w:after="140" w:before="300"/>
       </w:pPr>
       <w:r>
         <w:rPr>
@@ -4422,6 +4506,8 @@
     <w:p>
       <w:pPr>
         <w:pStyle w:val="Heading1"/>
+        <w:keepNext/>
+        <w:keepLines/>
         <w:pageBreakBefore/>
         <w:pBdr>
           <w:bottom w:val="single" w:color="1FA6A2" w:sz="14" w:space="6"/>

--- a/lessons/10-1/downloads/10-1-notes-teacher.docx
+++ b/lessons/10-1/downloads/10-1-notes-teacher.docx
@@ -1330,47 +1330,6 @@
         <w:t xml:space="preserve">Write About the Math</w:t>
       </w:r>
     </w:p>
-    <w:p>
-      <w:pPr>
-        <w:spacing w:after="100"/>
-      </w:pPr>
-      <w:r>
-        <w:rPr>
-          <w:i/>
-          <w:iCs/>
-          <w:color w:val="5F6F80"/>
-          <w:sz w:val="19"/>
-          <w:szCs w:val="19"/>
-        </w:rPr>
-        <w:t xml:space="preserve">Use the support level you need. Every level answers the same math question.</w:t>
-      </w:r>
-    </w:p>
-    <w:p>
-      <w:pPr>
-        <w:pStyle w:val="Heading2"/>
-        <w:spacing w:after="80" w:before="180"/>
-      </w:pPr>
-      <w:r>
-        <w:rPr>
-          <w:b/>
-          <w:bCs/>
-          <w:color w:val="12355B"/>
-          <w:sz w:val="24"/>
-          <w:szCs w:val="24"/>
-        </w:rPr>
-        <w:t xml:space="preserve">1. Understand the Question</w:t>
-      </w:r>
-      <w:r>
-        <w:rPr>
-          <w:i/>
-          <w:iCs/>
-          <w:color w:val="B97A12"/>
-          <w:sz w:val="19"/>
-          <w:szCs w:val="19"/>
-        </w:rPr>
-        <w:t xml:space="preserve">   explain</w:t>
-      </w:r>
-    </w:p>
     <w:tbl>
       <w:tblPr>
         <w:tblW w:type="pct" w:w="100%"/>
@@ -1409,344 +1368,6 @@
               </w:rPr>
               <w:t xml:space="preserve">How is math used in another profession or hobby that matters to you?</w:t>
             </w:r>
-          </w:p>
-          <w:p>
-            <w:pPr>
-              <w:spacing w:after="0"/>
-            </w:pPr>
-            <w:r>
-              <w:rPr>
-                <w:b/>
-                <w:bCs/>
-                <w:color w:val="12355B"/>
-                <w:sz w:val="20"/>
-                <w:szCs w:val="20"/>
-              </w:rPr>
-              <w:t xml:space="preserve">Your job:  </w:t>
-            </w:r>
-            <w:r>
-              <w:rPr>
-                <w:sz w:val="20"/>
-                <w:szCs w:val="20"/>
-              </w:rPr>
-              <w:t xml:space="preserve">Answer the question. Use math evidence. Explain how the evidence proves your answer.</w:t>
-            </w:r>
-            <w:r>
-              <w:rPr>
-                <w:i/>
-                <w:iCs/>
-                <w:color w:val="5F6F80"/>
-                <w:sz w:val="18"/>
-                <w:szCs w:val="18"/>
-              </w:rPr>
-              <w:br/>
-              <w:t xml:space="preserve">Responde la pregunta. Usa evidencia matemática. Explica cómo la evidencia demuestra tu respuesta.</w:t>
-            </w:r>
-          </w:p>
-        </w:tc>
-      </w:tr>
-    </w:tbl>
-    <w:p>
-      <w:pPr>
-        <w:pStyle w:val="Heading2"/>
-        <w:spacing w:after="80" w:before="180"/>
-      </w:pPr>
-      <w:r>
-        <w:rPr>
-          <w:b/>
-          <w:bCs/>
-          <w:color w:val="12355B"/>
-          <w:sz w:val="24"/>
-          <w:szCs w:val="24"/>
-        </w:rPr>
-        <w:t xml:space="preserve">2. Plan Your Math Words</w:t>
-      </w:r>
-      <w:r>
-        <w:rPr>
-          <w:i/>
-          <w:iCs/>
-          <w:color w:val="1FA6A2"/>
-          <w:sz w:val="19"/>
-          <w:szCs w:val="19"/>
-        </w:rPr>
-        <w:t xml:space="preserve">   check at least two</w:t>
-      </w:r>
-    </w:p>
-    <w:p>
-      <w:pPr>
-        <w:spacing w:after="60"/>
-      </w:pPr>
-      <w:r>
-        <w:rPr>
-          <w:b/>
-          <w:bCs/>
-          <w:color w:val="1FA6A2"/>
-          <w:sz w:val="22"/>
-          <w:szCs w:val="22"/>
-        </w:rPr>
-        <w:t xml:space="preserve">☐  </w:t>
-      </w:r>
-      <w:r>
-        <w:rPr>
-          <w:b/>
-          <w:bCs/>
-          <w:color w:val="12355B"/>
-          <w:sz w:val="20"/>
-          <w:szCs w:val="20"/>
-        </w:rPr>
-        <w:t xml:space="preserve">profession — </w:t>
-      </w:r>
-      <w:r>
-        <w:rPr>
-          <w:sz w:val="20"/>
-          <w:szCs w:val="20"/>
-        </w:rPr>
-        <w:t xml:space="preserve">A job someone is trained to do, like chef, nurse, or carpenter.</w:t>
-      </w:r>
-      <w:r>
-        <w:rPr>
-          <w:i/>
-          <w:iCs/>
-          <w:color w:val="5F6F80"/>
-          <w:sz w:val="18"/>
-          <w:szCs w:val="18"/>
-        </w:rPr>
-        <w:br/>
-        <w:t xml:space="preserve">profesión — Un trabajo para el que alguien se ha preparado, como chef, enfermero o carpintero.</w:t>
-      </w:r>
-    </w:p>
-    <w:p>
-      <w:pPr>
-        <w:spacing w:after="60"/>
-      </w:pPr>
-      <w:r>
-        <w:rPr>
-          <w:b/>
-          <w:bCs/>
-          <w:color w:val="1FA6A2"/>
-          <w:sz w:val="22"/>
-          <w:szCs w:val="22"/>
-        </w:rPr>
-        <w:t xml:space="preserve">☐  </w:t>
-      </w:r>
-      <w:r>
-        <w:rPr>
-          <w:b/>
-          <w:bCs/>
-          <w:color w:val="12355B"/>
-          <w:sz w:val="20"/>
-          <w:szCs w:val="20"/>
-        </w:rPr>
-        <w:t xml:space="preserve">inventory — </w:t>
-      </w:r>
-      <w:r>
-        <w:rPr>
-          <w:sz w:val="20"/>
-          <w:szCs w:val="20"/>
-        </w:rPr>
-        <w:t xml:space="preserve">The supply of items a business keeps on hand, tracked by counting.</w:t>
-      </w:r>
-      <w:r>
-        <w:rPr>
-          <w:i/>
-          <w:iCs/>
-          <w:color w:val="5F6F80"/>
-          <w:sz w:val="18"/>
-          <w:szCs w:val="18"/>
-        </w:rPr>
-        <w:br/>
-        <w:t xml:space="preserve">inventario — Las existencias que un negocio tiene disponibles, controladas contándolas.</w:t>
-      </w:r>
-    </w:p>
-    <w:p>
-      <w:pPr>
-        <w:spacing w:after="60"/>
-      </w:pPr>
-      <w:r>
-        <w:rPr>
-          <w:b/>
-          <w:bCs/>
-          <w:color w:val="1FA6A2"/>
-          <w:sz w:val="22"/>
-          <w:szCs w:val="22"/>
-        </w:rPr>
-        <w:t xml:space="preserve">☐  </w:t>
-      </w:r>
-      <w:r>
-        <w:rPr>
-          <w:b/>
-          <w:bCs/>
-          <w:color w:val="12355B"/>
-          <w:sz w:val="20"/>
-          <w:szCs w:val="20"/>
-        </w:rPr>
-        <w:t xml:space="preserve">portion — </w:t>
-      </w:r>
-      <w:r>
-        <w:rPr>
-          <w:sz w:val="20"/>
-          <w:szCs w:val="20"/>
-        </w:rPr>
-        <w:t xml:space="preserve">The measured amount of food served to one person.</w:t>
-      </w:r>
-      <w:r>
-        <w:rPr>
-          <w:i/>
-          <w:iCs/>
-          <w:color w:val="5F6F80"/>
-          <w:sz w:val="18"/>
-          <w:szCs w:val="18"/>
-        </w:rPr>
-        <w:br/>
-        <w:t xml:space="preserve">porción — La cantidad medida de comida que se sirve a una persona.</w:t>
-      </w:r>
-    </w:p>
-    <w:p>
-      <w:pPr>
-        <w:spacing w:after="60"/>
-      </w:pPr>
-      <w:r>
-        <w:rPr>
-          <w:b/>
-          <w:bCs/>
-          <w:color w:val="1FA6A2"/>
-          <w:sz w:val="22"/>
-          <w:szCs w:val="22"/>
-        </w:rPr>
-        <w:t xml:space="preserve">☐  </w:t>
-      </w:r>
-      <w:r>
-        <w:rPr>
-          <w:b/>
-          <w:bCs/>
-          <w:color w:val="12355B"/>
-          <w:sz w:val="20"/>
-          <w:szCs w:val="20"/>
-        </w:rPr>
-        <w:t xml:space="preserve">area — </w:t>
-      </w:r>
-      <w:r>
-        <w:rPr>
-          <w:sz w:val="20"/>
-          <w:szCs w:val="20"/>
-        </w:rPr>
-        <w:t xml:space="preserve">The amount of flat space a surface covers, measured in square units.</w:t>
-      </w:r>
-      <w:r>
-        <w:rPr>
-          <w:i/>
-          <w:iCs/>
-          <w:color w:val="5F6F80"/>
-          <w:sz w:val="18"/>
-          <w:szCs w:val="18"/>
-        </w:rPr>
-        <w:br/>
-        <w:t xml:space="preserve">área — La cantidad de espacio plano que cubre una superficie, medida en unidades cuadradas.</w:t>
-      </w:r>
-    </w:p>
-    <w:p>
-      <w:pPr>
-        <w:spacing w:after="60"/>
-      </w:pPr>
-      <w:r>
-        <w:rPr>
-          <w:b/>
-          <w:bCs/>
-          <w:color w:val="1FA6A2"/>
-          <w:sz w:val="22"/>
-          <w:szCs w:val="22"/>
-        </w:rPr>
-        <w:t xml:space="preserve">☐  </w:t>
-      </w:r>
-      <w:r>
-        <w:rPr>
-          <w:b/>
-          <w:bCs/>
-          <w:color w:val="12355B"/>
-          <w:sz w:val="20"/>
-          <w:szCs w:val="20"/>
-        </w:rPr>
-        <w:t xml:space="preserve">volume — </w:t>
-      </w:r>
-      <w:r>
-        <w:rPr>
-          <w:sz w:val="20"/>
-          <w:szCs w:val="20"/>
-        </w:rPr>
-        <w:t xml:space="preserve">The amount of space something fills, measured in cubic units.</w:t>
-      </w:r>
-      <w:r>
-        <w:rPr>
-          <w:i/>
-          <w:iCs/>
-          <w:color w:val="5F6F80"/>
-          <w:sz w:val="18"/>
-          <w:szCs w:val="18"/>
-        </w:rPr>
-        <w:br/>
-        <w:t xml:space="preserve">volumen — La cantidad de espacio que algo ocupa, medida en unidades cúbicas.</w:t>
-      </w:r>
-    </w:p>
-    <w:tbl>
-      <w:tblPr>
-        <w:tblW w:type="pct" w:w="100%"/>
-        <w:tblBorders>
-          <w:top w:val="single" w:color="1FA6A2" w:sz="8"/>
-          <w:left w:val="single" w:color="1FA6A2" w:sz="8"/>
-          <w:bottom w:val="single" w:color="1FA6A2" w:sz="8"/>
-          <w:right w:val="single" w:color="1FA6A2" w:sz="8"/>
-          <w:insideH w:val="single" w:color="auto" w:sz="4"/>
-          <w:insideV w:val="single" w:color="auto" w:sz="4"/>
-        </w:tblBorders>
-      </w:tblPr>
-      <w:tblGrid>
-        <w:gridCol w:w="100"/>
-      </w:tblGrid>
-      <w:tr>
-        <w:tc>
-          <w:tcPr>
-            <w:shd w:fill="F7FFFD" w:color="auto" w:val="clear"/>
-            <w:tcMar>
-              <w:top w:type="dxa" w:w="120"/>
-              <w:left w:type="dxa" w:w="180"/>
-              <w:bottom w:type="dxa" w:w="120"/>
-              <w:right w:type="dxa" w:w="180"/>
-            </w:tcMar>
-          </w:tcPr>
-          <w:p>
-            <w:pPr>
-              <w:spacing w:after="50"/>
-            </w:pPr>
-            <w:r>
-              <w:rPr>
-                <w:b/>
-                <w:bCs/>
-                <w:color w:val="1FA6A2"/>
-                <w:sz w:val="20"/>
-                <w:szCs w:val="20"/>
-              </w:rPr>
-              <w:t xml:space="preserve">Say it first:  </w:t>
-            </w:r>
-            <w:r>
-              <w:rPr>
-                <w:sz w:val="20"/>
-                <w:szCs w:val="20"/>
-              </w:rPr>
-              <w:t xml:space="preserve">Say your idea to a partner or quietly to yourself before you write.</w:t>
-            </w:r>
-          </w:p>
-          <w:p>
-            <w:pPr>
-              <w:spacing w:after="60"/>
-            </w:pPr>
-            <w:r>
-              <w:rPr>
-                <w:color w:val="1A2733"/>
-                <w:sz w:val="21"/>
-                <w:szCs w:val="21"/>
-              </w:rPr>
-              <w:t xml:space="preserve">Think of a profession or hobby you care about. To do it well, that person might ___ amounts or prices, ___ distances or portions precisely, and ___ ahead so the work gets done on schedule.</w:t>
-            </w:r>
             <w:r>
               <w:rPr>
                 <w:i/>
@@ -1756,7 +1377,7 @@
                 <w:szCs w:val="19"/>
               </w:rPr>
               <w:br/>
-              <w:t xml:space="preserve">Di tu respuesta primero: Mi respuesta es ___ porque ___.</w:t>
+              <w:t xml:space="preserve">¿Cómo se usan las matemáticas en otra profesión o pasatiempo que te importe?</w:t>
             </w:r>
           </w:p>
         </w:tc>
@@ -1764,28 +1385,192 @@
     </w:tbl>
     <w:p>
       <w:pPr>
-        <w:pStyle w:val="Heading2"/>
-        <w:spacing w:after="80" w:before="180"/>
-      </w:pPr>
-      <w:r>
-        <w:rPr>
-          <w:b/>
-          <w:bCs/>
-          <w:color w:val="12355B"/>
-          <w:sz w:val="24"/>
-          <w:szCs w:val="24"/>
-        </w:rPr>
-        <w:t xml:space="preserve">3. Build Your Explanation</w:t>
-      </w:r>
+        <w:spacing w:after="100"/>
+      </w:pPr>
       <w:r>
         <w:rPr>
           <w:i/>
           <w:iCs/>
-          <w:color w:val="B97A12"/>
+          <w:color w:val="5F6F80"/>
           <w:sz w:val="19"/>
           <w:szCs w:val="19"/>
         </w:rPr>
-        <w:t xml:space="preserve">   choose your support</w:t>
+        <w:t xml:space="preserve">Say your answer to a partner first. Then write it, using at least two of these words:</w:t>
+      </w:r>
+    </w:p>
+    <w:p>
+      <w:pPr>
+        <w:spacing w:after="40"/>
+      </w:pPr>
+      <w:r>
+        <w:rPr>
+          <w:b/>
+          <w:bCs/>
+          <w:color w:val="1FA6A2"/>
+          <w:sz w:val="22"/>
+          <w:szCs w:val="22"/>
+        </w:rPr>
+        <w:t xml:space="preserve">☐  </w:t>
+      </w:r>
+      <w:r>
+        <w:rPr>
+          <w:b/>
+          <w:bCs/>
+          <w:color w:val="12355B"/>
+          <w:sz w:val="20"/>
+          <w:szCs w:val="20"/>
+        </w:rPr>
+        <w:t xml:space="preserve">profession</w:t>
+      </w:r>
+      <w:r>
+        <w:rPr>
+          <w:i/>
+          <w:iCs/>
+          <w:color w:val="5F6F80"/>
+          <w:sz w:val="18"/>
+          <w:szCs w:val="18"/>
+        </w:rPr>
+        <w:t xml:space="preserve">  ·  profesión</w:t>
+      </w:r>
+    </w:p>
+    <w:p>
+      <w:pPr>
+        <w:spacing w:after="40"/>
+      </w:pPr>
+      <w:r>
+        <w:rPr>
+          <w:b/>
+          <w:bCs/>
+          <w:color w:val="1FA6A2"/>
+          <w:sz w:val="22"/>
+          <w:szCs w:val="22"/>
+        </w:rPr>
+        <w:t xml:space="preserve">☐  </w:t>
+      </w:r>
+      <w:r>
+        <w:rPr>
+          <w:b/>
+          <w:bCs/>
+          <w:color w:val="12355B"/>
+          <w:sz w:val="20"/>
+          <w:szCs w:val="20"/>
+        </w:rPr>
+        <w:t xml:space="preserve">inventory</w:t>
+      </w:r>
+      <w:r>
+        <w:rPr>
+          <w:i/>
+          <w:iCs/>
+          <w:color w:val="5F6F80"/>
+          <w:sz w:val="18"/>
+          <w:szCs w:val="18"/>
+        </w:rPr>
+        <w:t xml:space="preserve">  ·  inventario</w:t>
+      </w:r>
+    </w:p>
+    <w:p>
+      <w:pPr>
+        <w:spacing w:after="40"/>
+      </w:pPr>
+      <w:r>
+        <w:rPr>
+          <w:b/>
+          <w:bCs/>
+          <w:color w:val="1FA6A2"/>
+          <w:sz w:val="22"/>
+          <w:szCs w:val="22"/>
+        </w:rPr>
+        <w:t xml:space="preserve">☐  </w:t>
+      </w:r>
+      <w:r>
+        <w:rPr>
+          <w:b/>
+          <w:bCs/>
+          <w:color w:val="12355B"/>
+          <w:sz w:val="20"/>
+          <w:szCs w:val="20"/>
+        </w:rPr>
+        <w:t xml:space="preserve">portion</w:t>
+      </w:r>
+      <w:r>
+        <w:rPr>
+          <w:i/>
+          <w:iCs/>
+          <w:color w:val="5F6F80"/>
+          <w:sz w:val="18"/>
+          <w:szCs w:val="18"/>
+        </w:rPr>
+        <w:t xml:space="preserve">  ·  porción</w:t>
+      </w:r>
+    </w:p>
+    <w:p>
+      <w:pPr>
+        <w:spacing w:after="40"/>
+      </w:pPr>
+      <w:r>
+        <w:rPr>
+          <w:b/>
+          <w:bCs/>
+          <w:color w:val="1FA6A2"/>
+          <w:sz w:val="22"/>
+          <w:szCs w:val="22"/>
+        </w:rPr>
+        <w:t xml:space="preserve">☐  </w:t>
+      </w:r>
+      <w:r>
+        <w:rPr>
+          <w:b/>
+          <w:bCs/>
+          <w:color w:val="12355B"/>
+          <w:sz w:val="20"/>
+          <w:szCs w:val="20"/>
+        </w:rPr>
+        <w:t xml:space="preserve">area</w:t>
+      </w:r>
+      <w:r>
+        <w:rPr>
+          <w:i/>
+          <w:iCs/>
+          <w:color w:val="5F6F80"/>
+          <w:sz w:val="18"/>
+          <w:szCs w:val="18"/>
+        </w:rPr>
+        <w:t xml:space="preserve">  ·  área</w:t>
+      </w:r>
+    </w:p>
+    <w:p>
+      <w:pPr>
+        <w:spacing w:after="40"/>
+      </w:pPr>
+      <w:r>
+        <w:rPr>
+          <w:b/>
+          <w:bCs/>
+          <w:color w:val="1FA6A2"/>
+          <w:sz w:val="22"/>
+          <w:szCs w:val="22"/>
+        </w:rPr>
+        <w:t xml:space="preserve">☐  </w:t>
+      </w:r>
+      <w:r>
+        <w:rPr>
+          <w:b/>
+          <w:bCs/>
+          <w:color w:val="12355B"/>
+          <w:sz w:val="20"/>
+          <w:szCs w:val="20"/>
+        </w:rPr>
+        <w:t xml:space="preserve">volume</w:t>
+      </w:r>
+      <w:r>
+        <w:rPr>
+          <w:i/>
+          <w:iCs/>
+          <w:color w:val="5F6F80"/>
+          <w:sz w:val="18"/>
+          <w:szCs w:val="18"/>
+        </w:rPr>
+        <w:t xml:space="preserve">  ·  volumen</w:t>
       </w:r>
     </w:p>
     <w:tbl>
@@ -1816,21 +1601,6 @@
           </w:tcPr>
           <w:p>
             <w:pPr>
-              <w:spacing w:after="50"/>
-            </w:pPr>
-            <w:r>
-              <w:rPr>
-                <w:i/>
-                <w:iCs/>
-                <w:color w:val="5F6F80"/>
-                <w:sz w:val="19"/>
-                <w:szCs w:val="19"/>
-              </w:rPr>
-              <w:t xml:space="preserve">This model shows the parts of an explanation. It does not answer your writing question.</w:t>
-            </w:r>
-          </w:p>
-          <w:p>
-            <w:pPr>
               <w:spacing w:after="80"/>
             </w:pPr>
             <w:r>
@@ -1841,58 +1611,14 @@
                 <w:sz w:val="19"/>
                 <w:szCs w:val="19"/>
               </w:rPr>
-              <w:t xml:space="preserve">Claim:  </w:t>
+              <w:t xml:space="preserve">Model:  </w:t>
             </w:r>
             <w:r>
               <w:rPr>
                 <w:sz w:val="19"/>
                 <w:szCs w:val="19"/>
               </w:rPr>
-              <w:t xml:space="preserve">Area of the planter is 4 × 2 = 8 square feet (how many plants fit); volume is 4 × 2 × 1 = 8 cubic feet (how much soil to buy).</w:t>
-            </w:r>
-          </w:p>
-          <w:p>
-            <w:pPr>
-              <w:spacing w:after="80"/>
-            </w:pPr>
-            <w:r>
-              <w:rPr>
-                <w:b/>
-                <w:bCs/>
-                <w:color w:val="12355B"/>
-                <w:sz w:val="19"/>
-                <w:szCs w:val="19"/>
-              </w:rPr>
-              <w:t xml:space="preserve">Evidence:  </w:t>
-            </w:r>
-            <w:r>
-              <w:rPr>
-                <w:sz w:val="19"/>
-                <w:szCs w:val="19"/>
-              </w:rPr>
-              <w:t xml:space="preserve">A strong answer names area (4 × 2 = 8 square feet, a flat surface) and volume (4 × 2 × 1 = 8 cubic feet, a filled space) and explains why one is squared and one is cubed. A weak answer just says 'they use math' without naming either calculation.</w:t>
-            </w:r>
-          </w:p>
-          <w:p>
-            <w:pPr>
-              <w:spacing w:after="80"/>
-            </w:pPr>
-            <w:r>
-              <w:rPr>
-                <w:b/>
-                <w:bCs/>
-                <w:color w:val="12355B"/>
-                <w:sz w:val="19"/>
-                <w:szCs w:val="19"/>
-              </w:rPr>
-              <w:t xml:space="preserve">Reasoning:  </w:t>
-            </w:r>
-            <w:r>
-              <w:rPr>
-                <w:sz w:val="19"/>
-                <w:szCs w:val="19"/>
-              </w:rPr>
-              <w:t xml:space="preserve">This evidence connects the definition of profession to the mathematical claim.</w:t>
+              <w:t xml:space="preserve">Area of the planter is 4 × 2 = 8 square feet (how many plants fit); volume is 4 × 2 × 1 = 8 cubic feet (how much soil to buy). — A strong answer names area (4 × 2 = 8 square feet, a flat surface) and volume (4 × 2 × 1 = 8 cubic feet, a filled space) and explains why one is squared and one is cubed. A weak answer just says 'they use math' without naming either calculation.</w:t>
             </w:r>
           </w:p>
         </w:tc>
@@ -1971,7 +1697,7 @@
           <w:sz w:val="21"/>
           <w:szCs w:val="21"/>
         </w:rPr>
-        <w:t xml:space="preserve">My answer is ___.</w:t>
+        <w:t xml:space="preserve">My answer is ___ because ___.</w:t>
       </w:r>
       <w:r>
         <w:rPr>
@@ -1982,7 +1708,7 @@
           <w:szCs w:val="19"/>
         </w:rPr>
         <w:br/>
-        <w:t xml:space="preserve">Mi respuesta es ___.</w:t>
+        <w:t xml:space="preserve">Mi respuesta es ___ porque ___.</w:t>
       </w:r>
     </w:p>
     <w:tbl>
@@ -2122,7 +1848,7 @@
           <w:sz w:val="21"/>
           <w:szCs w:val="21"/>
         </w:rPr>
-        <w:t xml:space="preserve">I know because ___.</w:t>
+        <w:t xml:space="preserve">My evidence is ___, so ___.</w:t>
       </w:r>
       <w:r>
         <w:rPr>
@@ -2133,31 +1859,7 @@
           <w:szCs w:val="19"/>
         </w:rPr>
         <w:br/>
-        <w:t xml:space="preserve">Lo sé porque ___.</w:t>
-      </w:r>
-    </w:p>
-    <w:p>
-      <w:pPr>
-        <w:spacing w:after="60"/>
-      </w:pPr>
-      <w:r>
-        <w:rPr>
-          <w:color w:val="1A2733"/>
-          <w:sz w:val="21"/>
-          <w:szCs w:val="21"/>
-        </w:rPr>
-        <w:t xml:space="preserve">So ___.</w:t>
-      </w:r>
-      <w:r>
-        <w:rPr>
-          <w:i/>
-          <w:iCs/>
-          <w:color w:val="5F6F80"/>
-          <w:sz w:val="19"/>
-          <w:szCs w:val="19"/>
-        </w:rPr>
-        <w:br/>
-        <w:t xml:space="preserve">Entonces ___.</w:t>
+        <w:t xml:space="preserve">Mi evidencia es ___, entonces ___.</w:t>
       </w:r>
     </w:p>
     <w:tbl>
@@ -2263,78 +1965,6 @@
         <w:t xml:space="preserve">Escribe una afirmación, da evidencia matemática y explica tu razonamiento.</w:t>
       </w:r>
     </w:p>
-    <w:p>
-      <w:pPr>
-        <w:spacing w:after="60"/>
-      </w:pPr>
-      <w:r>
-        <w:rPr>
-          <w:color w:val="1A2733"/>
-          <w:sz w:val="21"/>
-          <w:szCs w:val="21"/>
-        </w:rPr>
-        <w:t xml:space="preserve">My claim is ___.</w:t>
-      </w:r>
-      <w:r>
-        <w:rPr>
-          <w:i/>
-          <w:iCs/>
-          <w:color w:val="5F6F80"/>
-          <w:sz w:val="19"/>
-          <w:szCs w:val="19"/>
-        </w:rPr>
-        <w:br/>
-        <w:t xml:space="preserve">Mi afirmación es ___.</w:t>
-      </w:r>
-    </w:p>
-    <w:p>
-      <w:pPr>
-        <w:spacing w:after="60"/>
-      </w:pPr>
-      <w:r>
-        <w:rPr>
-          <w:color w:val="1A2733"/>
-          <w:sz w:val="21"/>
-          <w:szCs w:val="21"/>
-        </w:rPr>
-        <w:t xml:space="preserve">My math evidence is ___.</w:t>
-      </w:r>
-      <w:r>
-        <w:rPr>
-          <w:i/>
-          <w:iCs/>
-          <w:color w:val="5F6F80"/>
-          <w:sz w:val="19"/>
-          <w:szCs w:val="19"/>
-        </w:rPr>
-        <w:br/>
-        <w:t xml:space="preserve">Mi evidencia matemática es ___.</w:t>
-      </w:r>
-    </w:p>
-    <w:p>
-      <w:pPr>
-        <w:spacing w:after="60"/>
-      </w:pPr>
-      <w:r>
-        <w:rPr>
-          <w:color w:val="1A2733"/>
-          <w:sz w:val="21"/>
-          <w:szCs w:val="21"/>
-        </w:rPr>
-        <w:t xml:space="preserve">This proves ___ because ___.</w:t>
-      </w:r>
-      <w:r>
-        <w:rPr>
-          <w:i/>
-          <w:iCs/>
-          <w:color w:val="5F6F80"/>
-          <w:sz w:val="19"/>
-          <w:szCs w:val="19"/>
-        </w:rPr>
-        <w:br/>
-        <w:t xml:space="preserve">Esto demuestra ___ porque ___.</w:t>
-      </w:r>
-    </w:p>
     <w:tbl>
       <w:tblPr>
         <w:tblW w:type="pct" w:w="100%"/>
@@ -2417,7 +2047,7 @@
           <w:sz w:val="24"/>
           <w:szCs w:val="24"/>
         </w:rPr>
-        <w:t xml:space="preserve">4. Check Your Explanation</w:t>
+        <w:t xml:space="preserve">Check Your Explanation</w:t>
       </w:r>
       <w:r>
         <w:rPr>
@@ -2427,7 +2057,7 @@
           <w:sz w:val="19"/>
           <w:szCs w:val="19"/>
         </w:rPr>
-        <w:t xml:space="preserve">   five quick checks</w:t>
+        <w:t xml:space="preserve">   three quick checks</w:t>
       </w:r>
     </w:p>
     <w:p>
@@ -2451,17 +2081,6 @@
         </w:rPr>
         <w:t xml:space="preserve">I answered the question.</w:t>
       </w:r>
-      <w:r>
-        <w:rPr>
-          <w:i/>
-          <w:iCs/>
-          <w:color w:val="5F6F80"/>
-          <w:sz w:val="18"/>
-          <w:szCs w:val="18"/>
-        </w:rPr>
-        <w:br/>
-        <w:t xml:space="preserve">Respondí la pregunta.</w:t>
-      </w:r>
     </w:p>
     <w:p>
       <w:pPr>
@@ -2482,18 +2101,7 @@
           <w:sz w:val="20"/>
           <w:szCs w:val="20"/>
         </w:rPr>
-        <w:t xml:space="preserve">I used math evidence: numbers, an equation, a model, or a comparison.</w:t>
-      </w:r>
-      <w:r>
-        <w:rPr>
-          <w:i/>
-          <w:iCs/>
-          <w:color w:val="5F6F80"/>
-          <w:sz w:val="18"/>
-          <w:szCs w:val="18"/>
-        </w:rPr>
-        <w:br/>
-        <w:t xml:space="preserve">Usé evidencia matemática: números, una ecuación, un modelo o una comparación.</w:t>
+        <w:t xml:space="preserve">I used math evidence: numbers, an equation, or a model.</w:t>
       </w:r>
     </w:p>
     <w:p>
@@ -2515,84 +2123,7 @@
           <w:sz w:val="20"/>
           <w:szCs w:val="20"/>
         </w:rPr>
-        <w:t xml:space="preserve">I explained how the evidence proves my answer.</w:t>
-      </w:r>
-      <w:r>
-        <w:rPr>
-          <w:i/>
-          <w:iCs/>
-          <w:color w:val="5F6F80"/>
-          <w:sz w:val="18"/>
-          <w:szCs w:val="18"/>
-        </w:rPr>
-        <w:br/>
-        <w:t xml:space="preserve">Expliqué cómo la evidencia demuestra mi respuesta.</w:t>
-      </w:r>
-    </w:p>
-    <w:p>
-      <w:pPr>
-        <w:spacing w:after="80"/>
-      </w:pPr>
-      <w:r>
-        <w:rPr>
-          <w:b/>
-          <w:bCs/>
-          <w:color w:val="1FA6A2"/>
-          <w:sz w:val="22"/>
-          <w:szCs w:val="22"/>
-        </w:rPr>
-        <w:t xml:space="preserve">☐  </w:t>
-      </w:r>
-      <w:r>
-        <w:rPr>
-          <w:sz w:val="20"/>
-          <w:szCs w:val="20"/>
-        </w:rPr>
         <w:t xml:space="preserve">I used at least two math words.</w:t>
-      </w:r>
-      <w:r>
-        <w:rPr>
-          <w:i/>
-          <w:iCs/>
-          <w:color w:val="5F6F80"/>
-          <w:sz w:val="18"/>
-          <w:szCs w:val="18"/>
-        </w:rPr>
-        <w:br/>
-        <w:t xml:space="preserve">Usé por lo menos dos palabras matemáticas.</w:t>
-      </w:r>
-    </w:p>
-    <w:p>
-      <w:pPr>
-        <w:spacing w:after="80"/>
-      </w:pPr>
-      <w:r>
-        <w:rPr>
-          <w:b/>
-          <w:bCs/>
-          <w:color w:val="1FA6A2"/>
-          <w:sz w:val="22"/>
-          <w:szCs w:val="22"/>
-        </w:rPr>
-        <w:t xml:space="preserve">☐  </w:t>
-      </w:r>
-      <w:r>
-        <w:rPr>
-          <w:sz w:val="20"/>
-          <w:szCs w:val="20"/>
-        </w:rPr>
-        <w:t xml:space="preserve">I reread complete sentences and punctuation.</w:t>
-      </w:r>
-      <w:r>
-        <w:rPr>
-          <w:i/>
-          <w:iCs/>
-          <w:color w:val="5F6F80"/>
-          <w:sz w:val="18"/>
-          <w:szCs w:val="18"/>
-        </w:rPr>
-        <w:br/>
-        <w:t xml:space="preserve">Volví a leer mis oraciones completas y la puntuación.</w:t>
       </w:r>
     </w:p>
     <w:p>
@@ -5042,7 +4573,7 @@
           <w:sz w:val="20"/>
           <w:szCs w:val="20"/>
         </w:rPr>
-        <w:t xml:space="preserve">☐  I answered the question.</w:t>
+        <w:t xml:space="preserve">☐  The answer to the math question is correct.</w:t>
       </w:r>
     </w:p>
     <w:p>
@@ -5054,7 +4585,7 @@
           <w:sz w:val="20"/>
           <w:szCs w:val="20"/>
         </w:rPr>
-        <w:t xml:space="preserve">☐  I used math evidence: numbers, an equation, a model, or a comparison.</w:t>
+        <w:t xml:space="preserve">☐  The evidence is real lesson mathematics (numbers, equation, or model), not restated claim.</w:t>
       </w:r>
     </w:p>
     <w:p>
@@ -5066,31 +4597,7 @@
           <w:sz w:val="20"/>
           <w:szCs w:val="20"/>
         </w:rPr>
-        <w:t xml:space="preserve">☐  I explained how the evidence proves my answer.</w:t>
-      </w:r>
-    </w:p>
-    <w:p>
-      <w:pPr>
-        <w:spacing w:after="80"/>
-      </w:pPr>
-      <w:r>
-        <w:rPr>
-          <w:sz w:val="20"/>
-          <w:szCs w:val="20"/>
-        </w:rPr>
-        <w:t xml:space="preserve">☐  I used at least two math words.</w:t>
-      </w:r>
-    </w:p>
-    <w:p>
-      <w:pPr>
-        <w:spacing w:after="80"/>
-      </w:pPr>
-      <w:r>
-        <w:rPr>
-          <w:sz w:val="20"/>
-          <w:szCs w:val="20"/>
-        </w:rPr>
-        <w:t xml:space="preserve">☐  I reread complete sentences and punctuation.</w:t>
+        <w:t xml:space="preserve">☐  The support level changed the language scaffolding, never the mathematical expectation.</w:t>
       </w:r>
     </w:p>
     <w:sectPr>
